--- a/docs/SK.2ID21A.Cieślak.Ref.docx
+++ b/docs/SK.2ID21A.Cieślak.Ref.docx
@@ -474,6 +474,7 @@
                 <w:rFonts w:ascii="Arial Narrow" w:hAnsi="Arial Narrow"/>
                 <w:sz w:val="24"/>
                 <w:szCs w:val="24"/>
+                <w:lang w:val="en-US"/>
               </w:rPr>
             </w:pPr>
             <w:r>
@@ -481,42 +482,28 @@
                 <w:rFonts w:ascii="Arial Narrow" w:hAnsi="Arial Narrow"/>
                 <w:sz w:val="24"/>
                 <w:szCs w:val="24"/>
+                <w:lang w:val="en-US"/>
               </w:rPr>
               <w:t xml:space="preserve">e-mail: </w:t>
             </w:r>
-            <w:r>
-              <w:fldChar w:fldCharType="begin"/>
-            </w:r>
-            <w:r>
-              <w:instrText xml:space="preserve"> HYPERLINK "mailto:s092691@student.tu.kielce.pl" </w:instrText>
-            </w:r>
-            <w:r>
-              <w:fldChar w:fldCharType="separate"/>
-            </w:r>
-            <w:r>
-              <w:rPr>
-                <w:rStyle w:val="Hyperlink"/>
-                <w:rFonts w:ascii="Arial Narrow" w:hAnsi="Arial Narrow"/>
-                <w:sz w:val="24"/>
-                <w:szCs w:val="24"/>
-              </w:rPr>
-              <w:t>s092691@student.tu.kielce.pl</w:t>
-            </w:r>
-            <w:r>
-              <w:rPr>
-                <w:rStyle w:val="Hyperlink"/>
-                <w:rFonts w:ascii="Arial Narrow" w:hAnsi="Arial Narrow"/>
-                <w:sz w:val="24"/>
-                <w:szCs w:val="24"/>
-                <w:lang w:val="en-US"/>
-              </w:rPr>
-              <w:fldChar w:fldCharType="end"/>
-            </w:r>
+            <w:hyperlink r:id="rId8" w:history="1">
+              <w:r>
+                <w:rPr>
+                  <w:rStyle w:val="Hyperlink"/>
+                  <w:rFonts w:ascii="Arial Narrow" w:hAnsi="Arial Narrow"/>
+                  <w:sz w:val="24"/>
+                  <w:szCs w:val="24"/>
+                  <w:lang w:val="en-US"/>
+                </w:rPr>
+                <w:t>s092691@student.tu.kielce.pl</w:t>
+              </w:r>
+            </w:hyperlink>
             <w:r>
               <w:rPr>
                 <w:rFonts w:ascii="Arial Narrow" w:hAnsi="Arial Narrow"/>
                 <w:sz w:val="24"/>
                 <w:szCs w:val="24"/>
+                <w:lang w:val="en-US"/>
               </w:rPr>
               <w:t xml:space="preserve"> </w:t>
             </w:r>
@@ -533,10 +520,17 @@
         <w:rPr>
           <w:b/>
           <w:color w:val="auto"/>
-        </w:rPr>
-      </w:pPr>
-    </w:p>
-    <w:p/>
+          <w:lang w:val="en-US"/>
+        </w:rPr>
+      </w:pPr>
+    </w:p>
+    <w:p>
+      <w:pPr>
+        <w:rPr>
+          <w:lang w:val="en-US"/>
+        </w:rPr>
+      </w:pPr>
+    </w:p>
     <w:p>
       <w:pPr>
         <w:pStyle w:val="BodyText"/>
@@ -1269,14 +1263,7 @@
           <w:rFonts w:ascii="Arial Narrow" w:hAnsi="Arial Narrow"/>
           <w:sz w:val="24"/>
         </w:rPr>
-        <w:t>SYMULATORÓW RESTAURACJI</w:t>
-      </w:r>
-      <w:r>
-        <w:rPr>
-          <w:rFonts w:ascii="Arial Narrow" w:hAnsi="Arial Narrow"/>
-          <w:sz w:val="24"/>
-        </w:rPr>
-        <w:t xml:space="preserve"> </w:t>
+        <w:t xml:space="preserve">SYMULATORÓW RESTAURACJI </w:t>
       </w:r>
       <w:r>
         <w:rPr>
@@ -1292,23 +1279,7 @@
           <w:b w:val="0"/>
           <w:sz w:val="24"/>
         </w:rPr>
-        <w:t>....................</w:t>
-      </w:r>
-      <w:r>
-        <w:rPr>
-          <w:rFonts w:ascii="Arial Narrow" w:hAnsi="Arial Narrow"/>
-          <w:b w:val="0"/>
-          <w:sz w:val="24"/>
-        </w:rPr>
-        <w:t>............</w:t>
-      </w:r>
-      <w:r>
-        <w:rPr>
-          <w:rFonts w:ascii="Arial Narrow" w:hAnsi="Arial Narrow"/>
-          <w:b w:val="0"/>
-          <w:sz w:val="24"/>
-        </w:rPr>
-        <w:t>............</w:t>
+        <w:t>............................................</w:t>
       </w:r>
       <w:r>
         <w:rPr>
@@ -1389,16 +1360,7 @@
           <w:rFonts w:ascii="Arial Narrow" w:hAnsi="Arial Narrow"/>
           <w:sz w:val="24"/>
         </w:rPr>
-        <w:t>..............</w:t>
-      </w:r>
-      <w:bookmarkStart w:id="0" w:name="_GoBack"/>
-      <w:bookmarkEnd w:id="0"/>
-      <w:r>
-        <w:rPr>
-          <w:rFonts w:ascii="Arial Narrow" w:hAnsi="Arial Narrow"/>
-          <w:sz w:val="24"/>
-        </w:rPr>
-        <w:t>............. 5</w:t>
+        <w:t>........................... 5</w:t>
       </w:r>
     </w:p>
     <w:p>
@@ -1420,7 +1382,6 @@
         <w:rPr>
           <w:rFonts w:ascii="Arial Narrow" w:hAnsi="Arial Narrow"/>
           <w:sz w:val="24"/>
-          <w:lang w:val="en-US"/>
         </w:rPr>
         <w:t>4</w:t>
       </w:r>
@@ -1428,21 +1389,16 @@
         <w:rPr>
           <w:rFonts w:ascii="Arial Narrow" w:hAnsi="Arial Narrow"/>
           <w:sz w:val="24"/>
-          <w:lang w:val="en-US"/>
         </w:rPr>
         <w:t>.2</w:t>
       </w:r>
       <w:r>
-        <w:rPr>
-          <w:lang w:val="en-US"/>
-        </w:rPr>
         <w:t xml:space="preserve"> </w:t>
       </w:r>
       <w:r>
         <w:rPr>
           <w:rFonts w:ascii="Arial Narrow" w:hAnsi="Arial Narrow"/>
           <w:sz w:val="24"/>
-          <w:lang w:val="en-US"/>
         </w:rPr>
         <w:t>Chef: A Restaurant Tycoon Game</w:t>
       </w:r>
@@ -1450,7 +1406,6 @@
         <w:rPr>
           <w:rFonts w:ascii="Arial Narrow" w:hAnsi="Arial Narrow"/>
           <w:sz w:val="24"/>
-          <w:lang w:val="en-US"/>
         </w:rPr>
         <w:t xml:space="preserve"> ..........……..........................</w:t>
       </w:r>
@@ -1458,7 +1413,6 @@
         <w:rPr>
           <w:rFonts w:ascii="Arial Narrow" w:hAnsi="Arial Narrow"/>
           <w:sz w:val="24"/>
-          <w:lang w:val="en-US"/>
         </w:rPr>
         <w:t>...........</w:t>
       </w:r>
@@ -1466,7 +1420,6 @@
         <w:rPr>
           <w:rFonts w:ascii="Arial Narrow" w:hAnsi="Arial Narrow"/>
           <w:sz w:val="24"/>
-          <w:lang w:val="en-US"/>
         </w:rPr>
         <w:t xml:space="preserve">............ </w:t>
       </w:r>
@@ -1498,7 +1451,16 @@
           <w:rFonts w:ascii="Arial Narrow" w:hAnsi="Arial Narrow"/>
           <w:sz w:val="24"/>
         </w:rPr>
-        <w:t>3.3</w:t>
+        <w:t>4</w:t>
+      </w:r>
+      <w:bookmarkStart w:id="0" w:name="_GoBack"/>
+      <w:bookmarkEnd w:id="0"/>
+      <w:r>
+        <w:rPr>
+          <w:rFonts w:ascii="Arial Narrow" w:hAnsi="Arial Narrow"/>
+          <w:sz w:val="24"/>
+        </w:rPr>
+        <w:t>.3</w:t>
       </w:r>
       <w:r>
         <w:rPr>
@@ -3109,16 +3071,7 @@
           <w:sz w:val="28"/>
           <w:szCs w:val="28"/>
         </w:rPr>
-        <w:t xml:space="preserve">. PRZYKŁADY </w:t>
-      </w:r>
-      <w:r>
-        <w:rPr>
-          <w:rFonts w:ascii="Arial Narrow" w:hAnsi="Arial Narrow"/>
-          <w:b/>
-          <w:sz w:val="28"/>
-          <w:szCs w:val="28"/>
-        </w:rPr>
-        <w:t>SYMULATORÓW RESTAURACJI</w:t>
+        <w:t>. PRZYKŁADY SYMULATORÓW RESTAURACJI</w:t>
       </w:r>
     </w:p>
     <w:p>
@@ -3178,10 +3131,7 @@
         <w:t>z studio Enlight, jest jednym z </w:t>
       </w:r>
       <w:r>
-        <w:t>ciekawszych przykładów symulacji komputerowej, której głównym celem jest odwzorowanie procesów zarządzania restauracją. Choć gra jest znana również z trybów typowo rozrywkowych, jej wartość z punktu widzenia symulacji leży w szczegółowym modelowaniu operacji restaur</w:t>
-      </w:r>
-      <w:r>
-        <w:t>acyjnych i decyzji zarządczych.</w:t>
+        <w:t>ciekawszych przykładów symulacji komputerowej, której głównym celem jest odwzorowanie procesów zarządzania restauracją. Choć gra jest znana również z trybów typowo rozrywkowych, jej wartość z punktu widzenia symulacji leży w szczegółowym modelowaniu operacji restauracyjnych i decyzji zarządczych.</w:t>
       </w:r>
     </w:p>
     <w:p>
@@ -3206,298 +3156,6 @@
                 <pic:pic xmlns:pic="http://schemas.openxmlformats.org/drawingml/2006/picture">
                   <pic:nvPicPr>
                     <pic:cNvPr id="0" name="Picture 1" descr="C:\Users\PC\Downloads\c0f5d1fc2ea9d87481ef0c33afa93d50bc6e86499aa800e0e8d99e47d2b12cd1.jpg"/>
-                    <pic:cNvPicPr>
-                      <a:picLocks noChangeAspect="1" noChangeArrowheads="1"/>
-                    </pic:cNvPicPr>
-                  </pic:nvPicPr>
-                  <pic:blipFill>
-                    <a:blip r:embed="rId8">
-                      <a:extLst>
-                        <a:ext uri="{28A0092B-C50C-407E-A947-70E740481C1C}">
-                          <a14:useLocalDpi xmlns:a14="http://schemas.microsoft.com/office/drawing/2010/main" val="0"/>
-                        </a:ext>
-                      </a:extLst>
-                    </a:blip>
-                    <a:srcRect/>
-                    <a:stretch>
-                      <a:fillRect/>
-                    </a:stretch>
-                  </pic:blipFill>
-                  <pic:spPr bwMode="auto">
-                    <a:xfrm>
-                      <a:off x="0" y="0"/>
-                      <a:ext cx="3600000" cy="2702851"/>
-                    </a:xfrm>
-                    <a:prstGeom prst="rect">
-                      <a:avLst/>
-                    </a:prstGeom>
-                    <a:noFill/>
-                    <a:ln>
-                      <a:noFill/>
-                    </a:ln>
-                  </pic:spPr>
-                </pic:pic>
-              </a:graphicData>
-            </a:graphic>
-          </wp:inline>
-        </w:drawing>
-      </w:r>
-    </w:p>
-    <w:p>
-      <w:pPr>
-        <w:spacing w:before="120" w:after="120" w:line="360" w:lineRule="auto"/>
-        <w:jc w:val="center"/>
-        <w:rPr>
-          <w:i/>
-          <w:sz w:val="20"/>
-          <w:szCs w:val="20"/>
-        </w:rPr>
-      </w:pPr>
-      <w:r>
-        <w:rPr>
-          <w:i/>
-          <w:sz w:val="20"/>
-          <w:szCs w:val="20"/>
-        </w:rPr>
-        <w:t>Rysunek 4</w:t>
-      </w:r>
-      <w:r>
-        <w:rPr>
-          <w:i/>
-          <w:sz w:val="20"/>
-          <w:szCs w:val="20"/>
-        </w:rPr>
-        <w:t xml:space="preserve">.1. </w:t>
-      </w:r>
-      <w:r>
-        <w:rPr>
-          <w:i/>
-          <w:sz w:val="20"/>
-          <w:szCs w:val="20"/>
-        </w:rPr>
-        <w:t xml:space="preserve">Zrzut ekranu z </w:t>
-      </w:r>
-      <w:r>
-        <w:rPr>
-          <w:i/>
-          <w:sz w:val="20"/>
-          <w:szCs w:val="20"/>
-        </w:rPr>
-        <w:t>gry Restaurant Empire</w:t>
-      </w:r>
-      <w:r>
-        <w:rPr>
-          <w:i/>
-          <w:sz w:val="20"/>
-          <w:szCs w:val="20"/>
-        </w:rPr>
-        <w:t xml:space="preserve"> [</w:t>
-      </w:r>
-      <w:r>
-        <w:rPr>
-          <w:i/>
-          <w:sz w:val="20"/>
-          <w:szCs w:val="20"/>
-        </w:rPr>
-        <w:t>4</w:t>
-      </w:r>
-      <w:r>
-        <w:rPr>
-          <w:i/>
-          <w:sz w:val="20"/>
-          <w:szCs w:val="20"/>
-        </w:rPr>
-        <w:t>]</w:t>
-      </w:r>
-    </w:p>
-    <w:p>
-      <w:pPr>
-        <w:spacing w:after="120" w:line="360" w:lineRule="auto"/>
-        <w:jc w:val="both"/>
-      </w:pPr>
-      <w:r>
-        <w:t>Aspekty symulacyjne</w:t>
-      </w:r>
-      <w:r>
-        <w:t>:</w:t>
-      </w:r>
-    </w:p>
-    <w:p>
-      <w:pPr>
-        <w:pStyle w:val="ListParagraph"/>
-        <w:numPr>
-          <w:ilvl w:val="0"/>
-          <w:numId w:val="29"/>
-        </w:numPr>
-        <w:spacing w:after="120" w:line="360" w:lineRule="auto"/>
-        <w:ind w:left="357" w:hanging="357"/>
-        <w:jc w:val="both"/>
-      </w:pPr>
-      <w:r>
-        <w:t>Zarządzanie personelem</w:t>
-      </w:r>
-    </w:p>
-    <w:p>
-      <w:pPr>
-        <w:pStyle w:val="ListParagraph"/>
-        <w:spacing w:after="120" w:line="360" w:lineRule="auto"/>
-        <w:ind w:left="357"/>
-        <w:jc w:val="both"/>
-      </w:pPr>
-      <w:r>
-        <w:t>W Restaurant Empire każdy pracownik restauracji – kelnerzy, kucharze, pomocnicy kuchni – posiada indywidualne umiejętności, które wpływają na jakość wykonywanej pracy. Kucharze mają specjalizacje w określonych typach potraw (przystawki, dania główne, zupy) oraz w kuchniach narodowych (francuska, włoska, amerykańska). System pozwala na przypisywanie konkretnych pracowników do konkretnych zadań, co umożliwia obserwowanie efektów ich rozwoju zawodowego i optymalizowanie przydziału zadań.</w:t>
-      </w:r>
-    </w:p>
-    <w:p>
-      <w:pPr>
-        <w:pStyle w:val="ListParagraph"/>
-        <w:numPr>
-          <w:ilvl w:val="0"/>
-          <w:numId w:val="29"/>
-        </w:numPr>
-        <w:spacing w:after="120" w:line="360" w:lineRule="auto"/>
-        <w:ind w:left="357" w:hanging="357"/>
-        <w:jc w:val="both"/>
-      </w:pPr>
-      <w:r>
-        <w:t>Modelowanie przepływu pracy w restauracji</w:t>
-      </w:r>
-    </w:p>
-    <w:p>
-      <w:pPr>
-        <w:pStyle w:val="ListParagraph"/>
-        <w:spacing w:after="120" w:line="360" w:lineRule="auto"/>
-        <w:ind w:left="357"/>
-        <w:jc w:val="both"/>
-      </w:pPr>
-      <w:r>
-        <w:t xml:space="preserve">Symulacja uwzględnia fizyczną organizację restauracji: ustawienie stołów, rozmieszczenie kuchni, sprzętu oraz linii serwisowych. Efektywność pracy zależy od rozmieszczenia elementów i sposobu poruszania się personelu. Gracz musi obserwować </w:t>
-      </w:r>
-      <w:r>
-        <w:lastRenderedPageBreak/>
-        <w:t>przepływ pracy i wprowadzać zmiany, aby zminimalizować wąskie gard</w:t>
-      </w:r>
-      <w:r>
-        <w:t>ła i opóźnienia w</w:t>
-      </w:r>
-      <w:r>
-        <w:t> </w:t>
-      </w:r>
-      <w:r>
-        <w:t>obsłudze klientów.</w:t>
-      </w:r>
-    </w:p>
-    <w:p>
-      <w:pPr>
-        <w:pStyle w:val="ListParagraph"/>
-        <w:numPr>
-          <w:ilvl w:val="0"/>
-          <w:numId w:val="29"/>
-        </w:numPr>
-        <w:spacing w:after="120" w:line="360" w:lineRule="auto"/>
-        <w:ind w:left="357" w:hanging="357"/>
-        <w:jc w:val="both"/>
-      </w:pPr>
-      <w:r>
-        <w:t>System zamówień i menu</w:t>
-      </w:r>
-    </w:p>
-    <w:p>
-      <w:pPr>
-        <w:pStyle w:val="ListParagraph"/>
-        <w:spacing w:after="120" w:line="360" w:lineRule="auto"/>
-        <w:ind w:left="357"/>
-        <w:jc w:val="both"/>
-      </w:pPr>
-      <w:r>
-        <w:t>Gra pozwala na modyfikowanie menu poprzez dobór składników i jakości potraw, co wpływa zarówno na koszty, jak i na zadowolenie klientów. Symulowane są procesy uczenia się kucharzy – im częściej przygotowują daną potrawę, tym szybciej rośnie ich biegłość w danej kategorii, co poprawia jakość serwowanych posiłków. Daje to graczowi możliwość eksperymentowania z optymalizacją menu i przypisaniem odpowiednich pracowników do konkretnych potraw.</w:t>
-      </w:r>
-    </w:p>
-    <w:p>
-      <w:pPr>
-        <w:pStyle w:val="ListParagraph"/>
-        <w:numPr>
-          <w:ilvl w:val="0"/>
-          <w:numId w:val="29"/>
-        </w:numPr>
-        <w:spacing w:after="120" w:line="360" w:lineRule="auto"/>
-        <w:ind w:left="357" w:hanging="357"/>
-        <w:jc w:val="both"/>
-      </w:pPr>
-      <w:r>
-        <w:t>Zarządzanie komfortem i prestiżem restauracji</w:t>
-      </w:r>
-    </w:p>
-    <w:p>
-      <w:pPr>
-        <w:pStyle w:val="ListParagraph"/>
-        <w:spacing w:after="120" w:line="360" w:lineRule="auto"/>
-        <w:ind w:left="357"/>
-        <w:jc w:val="both"/>
-      </w:pPr>
-      <w:r>
-        <w:t>Oprócz samego jedzenia, symulacja obejmuje aspekty wizualne i komfort obsługi – wystrój, umeblowanie, oświetlenie, wygląd zewnętrzny restauracji. Wszystkie te elementy mają wpływ na satysfakcję klientów i ocenę restauracji, co pozwala na analizę złożonych zależności między doświadczeniem gości a efektywnością biznesu.</w:t>
-      </w:r>
-    </w:p>
-    <w:p>
-      <w:pPr>
-        <w:pStyle w:val="ListParagraph"/>
-        <w:numPr>
-          <w:ilvl w:val="0"/>
-          <w:numId w:val="29"/>
-        </w:numPr>
-        <w:spacing w:after="120" w:line="360" w:lineRule="auto"/>
-        <w:ind w:left="357" w:hanging="357"/>
-        <w:jc w:val="both"/>
-      </w:pPr>
-      <w:r>
-        <w:t>Decyzje strategiczne i operacyjne</w:t>
-      </w:r>
-    </w:p>
-    <w:p>
-      <w:pPr>
-        <w:pStyle w:val="ListParagraph"/>
-        <w:spacing w:after="120" w:line="360" w:lineRule="auto"/>
-        <w:ind w:left="357"/>
-        <w:jc w:val="both"/>
-      </w:pPr>
-      <w:r>
-        <w:t>Gra wymusza podejmowanie decyzji strategicznych doty</w:t>
-      </w:r>
-      <w:r>
-        <w:t>czących ekspansji restauracji w </w:t>
-      </w:r>
-      <w:r>
-        <w:t>różnych miastach, uczestnictwa w konkursach kulinarnych, zakupu składników wysokiej jakości oraz zatrudniania i szkolenia personelu. Te decyzje są odwzorowaniem realnych problemów menedżerów restauracji, którzy muszą balansować koszty, jakość usług i rozwój firmy.</w:t>
-      </w:r>
-    </w:p>
-    <w:p>
-      <w:pPr>
-        <w:spacing w:after="120" w:line="360" w:lineRule="auto"/>
-        <w:jc w:val="center"/>
-        <w:rPr>
-          <w:i/>
-          <w:sz w:val="20"/>
-          <w:szCs w:val="20"/>
-        </w:rPr>
-      </w:pPr>
-      <w:r>
-        <w:rPr>
-          <w:noProof/>
-        </w:rPr>
-        <w:drawing>
-          <wp:inline distT="0" distB="0" distL="0" distR="0" wp14:anchorId="68568451" wp14:editId="5A1EF71C">
-            <wp:extent cx="3600000" cy="2702851"/>
-            <wp:effectExtent l="0" t="0" r="635" b="2540"/>
-            <wp:docPr id="2" name="Picture 2" descr="C:\Users\PC\Downloads\76d624003795625c09ce783a1f58523c21566cad98af50b2a97e3f479bf572f4.jpg"/>
-            <wp:cNvGraphicFramePr>
-              <a:graphicFrameLocks xmlns:a="http://schemas.openxmlformats.org/drawingml/2006/main" noChangeAspect="1"/>
-            </wp:cNvGraphicFramePr>
-            <a:graphic xmlns:a="http://schemas.openxmlformats.org/drawingml/2006/main">
-              <a:graphicData uri="http://schemas.openxmlformats.org/drawingml/2006/picture">
-                <pic:pic xmlns:pic="http://schemas.openxmlformats.org/drawingml/2006/picture">
-                  <pic:nvPicPr>
-                    <pic:cNvPr id="0" name="Picture 2" descr="C:\Users\PC\Downloads\76d624003795625c09ce783a1f58523c21566cad98af50b2a97e3f479bf572f4.jpg"/>
                     <pic:cNvPicPr>
                       <a:picLocks noChangeAspect="1" noChangeArrowheads="1"/>
                     </pic:cNvPicPr>
@@ -3551,7 +3209,7 @@
           <w:sz w:val="20"/>
           <w:szCs w:val="20"/>
         </w:rPr>
-        <w:t>Rysunek 4.2</w:t>
+        <w:t>Rysunek 4</w:t>
       </w:r>
       <w:r>
         <w:rPr>
@@ -3559,7 +3217,7 @@
           <w:sz w:val="20"/>
           <w:szCs w:val="20"/>
         </w:rPr>
-        <w:t xml:space="preserve">. </w:t>
+        <w:t xml:space="preserve">.1. </w:t>
       </w:r>
       <w:r>
         <w:rPr>
@@ -3567,93 +3225,218 @@
           <w:sz w:val="20"/>
           <w:szCs w:val="20"/>
         </w:rPr>
-        <w:t>Zrzut ekranu z gry Restaurant Empire [4]</w:t>
-      </w:r>
-    </w:p>
-    <w:p>
-      <w:pPr>
-        <w:spacing w:after="120" w:line="360" w:lineRule="auto"/>
-        <w:jc w:val="both"/>
-      </w:pPr>
-    </w:p>
-    <w:p>
-      <w:pPr>
-        <w:pStyle w:val="BodyText"/>
-        <w:tabs>
-          <w:tab w:val="left" w:pos="8280"/>
-          <w:tab w:val="right" w:pos="8789"/>
-        </w:tabs>
-        <w:spacing w:before="240" w:after="120" w:line="360" w:lineRule="auto"/>
-        <w:jc w:val="both"/>
-        <w:rPr>
-          <w:rFonts w:ascii="Arial Narrow" w:hAnsi="Arial Narrow"/>
-          <w:b/>
-          <w:sz w:val="26"/>
-          <w:szCs w:val="26"/>
-          <w:lang w:val="en-US"/>
-        </w:rPr>
-      </w:pPr>
-      <w:r>
-        <w:rPr>
-          <w:rFonts w:ascii="Arial Narrow" w:hAnsi="Arial Narrow"/>
-          <w:b/>
-          <w:sz w:val="26"/>
-          <w:szCs w:val="26"/>
-          <w:lang w:val="en-US"/>
-        </w:rPr>
-        <w:lastRenderedPageBreak/>
-        <w:t>4</w:t>
-      </w:r>
-      <w:r>
-        <w:rPr>
-          <w:rFonts w:ascii="Arial Narrow" w:hAnsi="Arial Narrow"/>
-          <w:b/>
-          <w:sz w:val="26"/>
-          <w:szCs w:val="26"/>
-          <w:lang w:val="en-US"/>
-        </w:rPr>
-        <w:t xml:space="preserve">.2. </w:t>
-      </w:r>
-      <w:r>
-        <w:rPr>
-          <w:rFonts w:ascii="Arial Narrow" w:hAnsi="Arial Narrow"/>
-          <w:b/>
-          <w:sz w:val="26"/>
-          <w:szCs w:val="26"/>
-          <w:lang w:val="en-US"/>
-        </w:rPr>
-        <w:t>Chef: A Restaurant Tycoon Game</w:t>
-      </w:r>
-    </w:p>
-    <w:p>
-      <w:pPr>
-        <w:spacing w:after="120" w:line="360" w:lineRule="auto"/>
-        <w:ind w:firstLine="567"/>
-        <w:jc w:val="both"/>
-      </w:pPr>
-      <w:r>
-        <w:t>Chef: A Restaurant Tycoon Game to gra, która stawia gracza w roli właściciela restauracji, umożliwiając pełne zarządzanie zarówno personelem, jak i menu, a także projektowaniem wnętrza i strategią biznesową. Choć jest to produkcja indie, z wyraźnym naciskiem na rozrywkę, jej mechaniki oferują interesujący materiał do analizy pod kątem symulacyjnym.</w:t>
-      </w:r>
-    </w:p>
-    <w:p>
-      <w:pPr>
-        <w:spacing w:after="120" w:line="360" w:lineRule="auto"/>
-        <w:jc w:val="center"/>
+        <w:t xml:space="preserve">Zrzut ekranu z </w:t>
+      </w:r>
+      <w:r>
         <w:rPr>
           <w:i/>
           <w:sz w:val="20"/>
           <w:szCs w:val="20"/>
         </w:rPr>
+        <w:t>gry Restaurant Empire</w:t>
+      </w:r>
+      <w:r>
+        <w:rPr>
+          <w:i/>
+          <w:sz w:val="20"/>
+          <w:szCs w:val="20"/>
+        </w:rPr>
+        <w:t xml:space="preserve"> [</w:t>
+      </w:r>
+      <w:r>
+        <w:rPr>
+          <w:i/>
+          <w:sz w:val="20"/>
+          <w:szCs w:val="20"/>
+        </w:rPr>
+        <w:t>4</w:t>
+      </w:r>
+      <w:r>
+        <w:rPr>
+          <w:i/>
+          <w:sz w:val="20"/>
+          <w:szCs w:val="20"/>
+        </w:rPr>
+        <w:t>]</w:t>
+      </w:r>
+    </w:p>
+    <w:p>
+      <w:pPr>
+        <w:spacing w:after="120" w:line="360" w:lineRule="auto"/>
+        <w:jc w:val="both"/>
+      </w:pPr>
+      <w:r>
+        <w:t>Aspekty symulacyjne:</w:t>
+      </w:r>
+    </w:p>
+    <w:p>
+      <w:pPr>
+        <w:pStyle w:val="ListParagraph"/>
+        <w:numPr>
+          <w:ilvl w:val="0"/>
+          <w:numId w:val="29"/>
+        </w:numPr>
+        <w:spacing w:after="120" w:line="360" w:lineRule="auto"/>
+        <w:ind w:left="357" w:hanging="357"/>
+        <w:jc w:val="both"/>
+      </w:pPr>
+      <w:r>
+        <w:t>Zarządzanie personelem</w:t>
+      </w:r>
+    </w:p>
+    <w:p>
+      <w:pPr>
+        <w:pStyle w:val="ListParagraph"/>
+        <w:spacing w:after="120" w:line="360" w:lineRule="auto"/>
+        <w:ind w:left="357"/>
+        <w:jc w:val="both"/>
+      </w:pPr>
+      <w:r>
+        <w:t>W Restaurant Empire każdy pracownik restauracji – kelnerzy, kucharze, pomocnicy kuchni – posiada indywidualne umiejętności, które wpływają na jakość wykonywanej pracy. Kucharze mają specjalizacje w określonych typach potraw (przystawki, dania główne, zupy) oraz w kuchniach narodowych (francuska, włoska, amerykańska). System pozwala na przypisywanie konkretnych pracowników do konkretnych zadań, co umożliwia obserwowanie efektów ich rozwoju zawodowego i optymalizowanie przydziału zadań.</w:t>
+      </w:r>
+    </w:p>
+    <w:p>
+      <w:pPr>
+        <w:pStyle w:val="ListParagraph"/>
+        <w:numPr>
+          <w:ilvl w:val="0"/>
+          <w:numId w:val="29"/>
+        </w:numPr>
+        <w:spacing w:after="120" w:line="360" w:lineRule="auto"/>
+        <w:ind w:left="357" w:hanging="357"/>
+        <w:jc w:val="both"/>
+      </w:pPr>
+      <w:r>
+        <w:t>Modelowanie przepływu pracy w restauracji</w:t>
+      </w:r>
+    </w:p>
+    <w:p>
+      <w:pPr>
+        <w:pStyle w:val="ListParagraph"/>
+        <w:spacing w:after="120" w:line="360" w:lineRule="auto"/>
+        <w:ind w:left="357"/>
+        <w:jc w:val="both"/>
+      </w:pPr>
+      <w:r>
+        <w:t xml:space="preserve">Symulacja uwzględnia fizyczną organizację restauracji: ustawienie stołów, rozmieszczenie kuchni, sprzętu oraz linii serwisowych. Efektywność pracy zależy od rozmieszczenia elementów i sposobu poruszania się personelu. Gracz musi obserwować </w:t>
+      </w:r>
+      <w:r>
+        <w:lastRenderedPageBreak/>
+        <w:t>przepływ pracy i wprowadzać zmiany, aby zminimalizować wąskie gard</w:t>
+      </w:r>
+      <w:r>
+        <w:t>ła i opóźnienia w</w:t>
+      </w:r>
+      <w:r>
+        <w:t> </w:t>
+      </w:r>
+      <w:r>
+        <w:t>obsłudze klientów.</w:t>
+      </w:r>
+    </w:p>
+    <w:p>
+      <w:pPr>
+        <w:pStyle w:val="ListParagraph"/>
+        <w:numPr>
+          <w:ilvl w:val="0"/>
+          <w:numId w:val="29"/>
+        </w:numPr>
+        <w:spacing w:after="120" w:line="360" w:lineRule="auto"/>
+        <w:ind w:left="357" w:hanging="357"/>
+        <w:jc w:val="both"/>
+      </w:pPr>
+      <w:r>
+        <w:t>System zamówień i menu</w:t>
+      </w:r>
+    </w:p>
+    <w:p>
+      <w:pPr>
+        <w:pStyle w:val="ListParagraph"/>
+        <w:spacing w:after="120" w:line="360" w:lineRule="auto"/>
+        <w:ind w:left="357"/>
+        <w:jc w:val="both"/>
+      </w:pPr>
+      <w:r>
+        <w:t>Gra pozwala na modyfikowanie menu poprzez dobór składników i jakości potraw, co wpływa zarówno na koszty, jak i na zadowolenie klientów. Symulowane są procesy uczenia się kucharzy – im częściej przygotowują daną potrawę, tym szybciej rośnie ich biegłość w danej kategorii, co poprawia jakość serwowanych posiłków. Daje to graczowi możliwość eksperymentowania z optymalizacją menu i przypisaniem odpowiednich pracowników do konkretnych potraw.</w:t>
+      </w:r>
+    </w:p>
+    <w:p>
+      <w:pPr>
+        <w:pStyle w:val="ListParagraph"/>
+        <w:numPr>
+          <w:ilvl w:val="0"/>
+          <w:numId w:val="29"/>
+        </w:numPr>
+        <w:spacing w:after="120" w:line="360" w:lineRule="auto"/>
+        <w:ind w:left="357" w:hanging="357"/>
+        <w:jc w:val="both"/>
+      </w:pPr>
+      <w:r>
+        <w:t>Zarządzanie komfortem i prestiżem restauracji</w:t>
+      </w:r>
+    </w:p>
+    <w:p>
+      <w:pPr>
+        <w:pStyle w:val="ListParagraph"/>
+        <w:spacing w:after="120" w:line="360" w:lineRule="auto"/>
+        <w:ind w:left="357"/>
+        <w:jc w:val="both"/>
+      </w:pPr>
+      <w:r>
+        <w:t>Oprócz samego jedzenia, symulacja obejmuje aspekty wizualne i komfort obsługi – wystrój, umeblowanie, oświetlenie, wygląd zewnętrzny restauracji. Wszystkie te elementy mają wpływ na satysfakcję klientów i ocenę restauracji, co pozwala na analizę złożonych zależności między doświadczeniem gości a efektywnością biznesu.</w:t>
+      </w:r>
+    </w:p>
+    <w:p>
+      <w:pPr>
+        <w:pStyle w:val="ListParagraph"/>
+        <w:numPr>
+          <w:ilvl w:val="0"/>
+          <w:numId w:val="29"/>
+        </w:numPr>
+        <w:spacing w:after="120" w:line="360" w:lineRule="auto"/>
+        <w:ind w:left="357" w:hanging="357"/>
+        <w:jc w:val="both"/>
+      </w:pPr>
+      <w:r>
+        <w:t>Decyzje strategiczne i operacyjne</w:t>
+      </w:r>
+    </w:p>
+    <w:p>
+      <w:pPr>
+        <w:pStyle w:val="ListParagraph"/>
+        <w:spacing w:after="120" w:line="360" w:lineRule="auto"/>
+        <w:ind w:left="357"/>
+        <w:jc w:val="both"/>
+      </w:pPr>
+      <w:r>
+        <w:t>Gra wymusza podejmowanie decyzji strategicznych doty</w:t>
+      </w:r>
+      <w:r>
+        <w:t>czących ekspansji restauracji w </w:t>
+      </w:r>
+      <w:r>
+        <w:t>różnych miastach, uczestnictwa w konkursach kulinarnych, zakupu składników wysokiej jakości oraz zatrudniania i szkolenia personelu. Te decyzje są odwzorowaniem realnych problemów menedżerów restauracji, którzy muszą balansować koszty, jakość usług i rozwój firmy.</w:t>
+      </w:r>
+    </w:p>
+    <w:p>
+      <w:pPr>
+        <w:spacing w:after="120" w:line="360" w:lineRule="auto"/>
+        <w:jc w:val="center"/>
+        <w:rPr>
+          <w:i/>
+          <w:sz w:val="20"/>
+          <w:szCs w:val="20"/>
+        </w:rPr>
       </w:pPr>
       <w:r>
         <w:rPr>
           <w:noProof/>
         </w:rPr>
         <w:drawing>
-          <wp:inline distT="0" distB="0" distL="0" distR="0" wp14:anchorId="2C51F0A6" wp14:editId="5E89E832">
-            <wp:extent cx="3600000" cy="2023834"/>
-            <wp:effectExtent l="0" t="0" r="635" b="0"/>
-            <wp:docPr id="6" name="Picture 6" descr="C:\Users\PC\Downloads\ss_e0dec99da6bfaac569b5ec953568da6d47f9bb60.1920x1080.jpg"/>
+          <wp:inline distT="0" distB="0" distL="0" distR="0" wp14:anchorId="68568451" wp14:editId="5A1EF71C">
+            <wp:extent cx="3600000" cy="2702851"/>
+            <wp:effectExtent l="0" t="0" r="635" b="2540"/>
+            <wp:docPr id="2" name="Picture 2" descr="C:\Users\PC\Downloads\76d624003795625c09ce783a1f58523c21566cad98af50b2a97e3f479bf572f4.jpg"/>
             <wp:cNvGraphicFramePr>
               <a:graphicFrameLocks xmlns:a="http://schemas.openxmlformats.org/drawingml/2006/main" noChangeAspect="1"/>
             </wp:cNvGraphicFramePr>
@@ -3661,13 +3444,13 @@
               <a:graphicData uri="http://schemas.openxmlformats.org/drawingml/2006/picture">
                 <pic:pic xmlns:pic="http://schemas.openxmlformats.org/drawingml/2006/picture">
                   <pic:nvPicPr>
-                    <pic:cNvPr id="0" name="Picture 6" descr="C:\Users\PC\Downloads\ss_e0dec99da6bfaac569b5ec953568da6d47f9bb60.1920x1080.jpg"/>
+                    <pic:cNvPr id="0" name="Picture 2" descr="C:\Users\PC\Downloads\76d624003795625c09ce783a1f58523c21566cad98af50b2a97e3f479bf572f4.jpg"/>
                     <pic:cNvPicPr>
                       <a:picLocks noChangeAspect="1" noChangeArrowheads="1"/>
                     </pic:cNvPicPr>
                   </pic:nvPicPr>
                   <pic:blipFill>
-                    <a:blip r:embed="rId10" cstate="print">
+                    <a:blip r:embed="rId10">
                       <a:extLst>
                         <a:ext uri="{28A0092B-C50C-407E-A947-70E740481C1C}">
                           <a14:useLocalDpi xmlns:a14="http://schemas.microsoft.com/office/drawing/2010/main" val="0"/>
@@ -3682,7 +3465,7 @@
                   <pic:spPr bwMode="auto">
                     <a:xfrm>
                       <a:off x="0" y="0"/>
-                      <a:ext cx="3600000" cy="2023834"/>
+                      <a:ext cx="3600000" cy="2702851"/>
                     </a:xfrm>
                     <a:prstGeom prst="rect">
                       <a:avLst/>
@@ -3715,7 +3498,7 @@
           <w:sz w:val="20"/>
           <w:szCs w:val="20"/>
         </w:rPr>
-        <w:t>Rysunek 4.</w:t>
+        <w:t>Rysunek 4.2</w:t>
       </w:r>
       <w:r>
         <w:rPr>
@@ -3723,7 +3506,7 @@
           <w:sz w:val="20"/>
           <w:szCs w:val="20"/>
         </w:rPr>
-        <w:t>3</w:t>
+        <w:t xml:space="preserve">. </w:t>
       </w:r>
       <w:r>
         <w:rPr>
@@ -3731,253 +3514,89 @@
           <w:sz w:val="20"/>
           <w:szCs w:val="20"/>
         </w:rPr>
-        <w:t xml:space="preserve">. </w:t>
-      </w:r>
-      <w:r>
+        <w:t>Zrzut ekranu z gry Restaurant Empire [4]</w:t>
+      </w:r>
+    </w:p>
+    <w:p>
+      <w:pPr>
+        <w:spacing w:after="120" w:line="360" w:lineRule="auto"/>
+        <w:jc w:val="both"/>
+      </w:pPr>
+    </w:p>
+    <w:p>
+      <w:pPr>
+        <w:pStyle w:val="BodyText"/>
+        <w:tabs>
+          <w:tab w:val="left" w:pos="8280"/>
+          <w:tab w:val="right" w:pos="8789"/>
+        </w:tabs>
+        <w:spacing w:before="240" w:after="120" w:line="360" w:lineRule="auto"/>
+        <w:jc w:val="both"/>
+        <w:rPr>
+          <w:rFonts w:ascii="Arial Narrow" w:hAnsi="Arial Narrow"/>
+          <w:b/>
+          <w:sz w:val="26"/>
+          <w:szCs w:val="26"/>
+        </w:rPr>
+      </w:pPr>
+      <w:r>
+        <w:rPr>
+          <w:rFonts w:ascii="Arial Narrow" w:hAnsi="Arial Narrow"/>
+          <w:b/>
+          <w:sz w:val="26"/>
+          <w:szCs w:val="26"/>
+        </w:rPr>
+        <w:lastRenderedPageBreak/>
+        <w:t>4</w:t>
+      </w:r>
+      <w:r>
+        <w:rPr>
+          <w:rFonts w:ascii="Arial Narrow" w:hAnsi="Arial Narrow"/>
+          <w:b/>
+          <w:sz w:val="26"/>
+          <w:szCs w:val="26"/>
+        </w:rPr>
+        <w:t xml:space="preserve">.2. </w:t>
+      </w:r>
+      <w:r>
+        <w:rPr>
+          <w:rFonts w:ascii="Arial Narrow" w:hAnsi="Arial Narrow"/>
+          <w:b/>
+          <w:sz w:val="26"/>
+          <w:szCs w:val="26"/>
+        </w:rPr>
+        <w:t>Chef: A Restaurant Tycoon Game</w:t>
+      </w:r>
+    </w:p>
+    <w:p>
+      <w:pPr>
+        <w:spacing w:after="120" w:line="360" w:lineRule="auto"/>
+        <w:ind w:firstLine="567"/>
+        <w:jc w:val="both"/>
+      </w:pPr>
+      <w:r>
+        <w:t>Chef: A Restaurant Tycoon Game to gra, która stawia gracza w roli właściciela restauracji, umożliwiając pełne zarządzanie zarówno personelem, jak i menu, a także projektowaniem wnętrza i strategią biznesową. Choć jest to produkcja indie, z wyraźnym naciskiem na rozrywkę, jej mechaniki oferują interesujący materiał do analizy pod kątem symulacyjnym.</w:t>
+      </w:r>
+    </w:p>
+    <w:p>
+      <w:pPr>
+        <w:spacing w:after="120" w:line="360" w:lineRule="auto"/>
+        <w:jc w:val="center"/>
         <w:rPr>
           <w:i/>
           <w:sz w:val="20"/>
           <w:szCs w:val="20"/>
         </w:rPr>
-        <w:t xml:space="preserve">Zrzut ekranu z gry </w:t>
-      </w:r>
-      <w:r>
-        <w:rPr>
-          <w:i/>
-          <w:sz w:val="20"/>
-          <w:szCs w:val="20"/>
-        </w:rPr>
-        <w:t>Chef: A Restaurant Tycoon Game</w:t>
-      </w:r>
-      <w:r>
-        <w:rPr>
-          <w:i/>
-          <w:sz w:val="20"/>
-          <w:szCs w:val="20"/>
-        </w:rPr>
-        <w:t xml:space="preserve"> [</w:t>
-      </w:r>
-      <w:r>
-        <w:rPr>
-          <w:i/>
-          <w:sz w:val="20"/>
-          <w:szCs w:val="20"/>
-        </w:rPr>
-        <w:t>5</w:t>
-      </w:r>
-      <w:r>
-        <w:rPr>
-          <w:i/>
-          <w:sz w:val="20"/>
-          <w:szCs w:val="20"/>
-        </w:rPr>
-        <w:t>]</w:t>
-      </w:r>
-    </w:p>
-    <w:p>
-      <w:pPr>
-        <w:spacing w:after="120" w:line="360" w:lineRule="auto"/>
-        <w:jc w:val="both"/>
-      </w:pPr>
-      <w:r>
-        <w:t>Aspekty symulacyjne</w:t>
-      </w:r>
-      <w:r>
-        <w:t>:</w:t>
-      </w:r>
-    </w:p>
-    <w:p>
-      <w:pPr>
-        <w:pStyle w:val="ListParagraph"/>
-        <w:numPr>
-          <w:ilvl w:val="0"/>
-          <w:numId w:val="29"/>
-        </w:numPr>
-        <w:spacing w:after="120" w:line="360" w:lineRule="auto"/>
-        <w:ind w:left="357" w:hanging="357"/>
-        <w:jc w:val="both"/>
-      </w:pPr>
-      <w:r>
-        <w:t>Zarządzanie personelem i rozwój kompetencji</w:t>
-      </w:r>
-    </w:p>
-    <w:p>
-      <w:pPr>
-        <w:pStyle w:val="ListParagraph"/>
-        <w:spacing w:after="120" w:line="360" w:lineRule="auto"/>
-        <w:ind w:left="357"/>
-        <w:jc w:val="both"/>
-      </w:pPr>
-      <w:r>
-        <w:t>Gra pozwala tworzyć własnego awatara szefa kuchni</w:t>
-      </w:r>
-      <w:r>
-        <w:t xml:space="preserve"> i rozwijać jego umiejętności w </w:t>
-      </w:r>
-      <w:r>
-        <w:t>sześciu drzewkach kompetencji, obejmujących ponad 100 zdolności. Personel restauracji, w tym kucharze i kelnerzy, można zatrudniać, szkolić i optymalizować ich zadania. To pozwala symulować wpływ doświadczenia i umiejętności personelu na jakość usług oraz efektywność pracy w kuchni i na sali.</w:t>
-      </w:r>
-    </w:p>
-    <w:p>
-      <w:pPr>
-        <w:pStyle w:val="ListParagraph"/>
-        <w:numPr>
-          <w:ilvl w:val="0"/>
-          <w:numId w:val="29"/>
-        </w:numPr>
-        <w:spacing w:after="120" w:line="360" w:lineRule="auto"/>
-        <w:ind w:left="357" w:hanging="357"/>
-        <w:jc w:val="both"/>
-      </w:pPr>
-      <w:r>
-        <w:t>Organizacja przestrzeni restauracyjnej</w:t>
-      </w:r>
-    </w:p>
-    <w:p>
-      <w:pPr>
-        <w:pStyle w:val="ListParagraph"/>
-        <w:spacing w:after="120" w:line="360" w:lineRule="auto"/>
-        <w:ind w:left="357"/>
-        <w:jc w:val="both"/>
-      </w:pPr>
-      <w:r>
-        <w:t>W Chef kluczową rolę odgrywa projektowanie układu lokalu. Można modyfikować podłogi, ściany i dekoracje, ustawiać sprzęt kuchenny i umeblowanie. Z punktu widzenia symulacji komputerowej, modelowanie przestrzeni pozwala badać, jak różne układy wpływają na przepływ pracy personelu i szybkość obsługi klientów, co jest istotnym elementem optymalizacji procesów operacyjnych.</w:t>
-      </w:r>
-    </w:p>
-    <w:p>
-      <w:pPr>
-        <w:pStyle w:val="ListParagraph"/>
-        <w:numPr>
-          <w:ilvl w:val="0"/>
-          <w:numId w:val="29"/>
-        </w:numPr>
-        <w:spacing w:after="120" w:line="360" w:lineRule="auto"/>
-        <w:ind w:left="357" w:hanging="357"/>
-        <w:jc w:val="both"/>
-      </w:pPr>
-      <w:r>
-        <w:t>Symulacja procesów kulinarnych</w:t>
-      </w:r>
-    </w:p>
-    <w:p>
-      <w:pPr>
-        <w:pStyle w:val="ListParagraph"/>
-        <w:spacing w:after="120" w:line="360" w:lineRule="auto"/>
-        <w:ind w:left="357"/>
-        <w:jc w:val="both"/>
-      </w:pPr>
-      <w:r>
-        <w:t xml:space="preserve">Gra oferuje rozbudowany edytor przepisów, w którym można tworzyć dania, dobierać składniki i eksperymentować z ich jakością. System oceny potraw uwzględnia smak, aromat i preferencje klientów. Symulacja pozwala obserwować zależności między </w:t>
-      </w:r>
-      <w:r>
-        <w:lastRenderedPageBreak/>
-        <w:t>doborem składników a satysfakcją gości i zyskami restauracji, co odwzorowuje rzeczywiste wyzwania związane z planowaniem menu i kosztami produkcji.</w:t>
-      </w:r>
-    </w:p>
-    <w:p>
-      <w:pPr>
-        <w:pStyle w:val="ListParagraph"/>
-        <w:numPr>
-          <w:ilvl w:val="0"/>
-          <w:numId w:val="29"/>
-        </w:numPr>
-        <w:spacing w:after="120" w:line="360" w:lineRule="auto"/>
-        <w:ind w:left="357" w:hanging="357"/>
-        <w:jc w:val="both"/>
-      </w:pPr>
-      <w:r>
-        <w:t>Segmentacja klientów i reakcje rynku</w:t>
-      </w:r>
-    </w:p>
-    <w:p>
-      <w:pPr>
-        <w:pStyle w:val="ListParagraph"/>
-        <w:spacing w:after="120" w:line="360" w:lineRule="auto"/>
-        <w:ind w:left="357"/>
-        <w:jc w:val="both"/>
-      </w:pPr>
-      <w:r>
-        <w:t>Chef wprowadza pojęcie różnych klas społecznych kl</w:t>
-      </w:r>
-      <w:r>
-        <w:t>ientów („Cheapskate”, „Gourmet” </w:t>
-      </w:r>
-      <w:r>
-        <w:t>itp.), które mają odmienne preferencje co do</w:t>
-      </w:r>
-      <w:r>
-        <w:t xml:space="preserve"> menu i wystroju restauracji. W </w:t>
-      </w:r>
-      <w:r>
-        <w:t>symulacyjnym ujęciu oznacza to modelowanie zachowań konsumenckich, gdzie decyzje właściciela restauracji (np. wprowadzenie nowych potraw lub zmiana wystroju) wpływają na popularność lokalu i przychody.</w:t>
-      </w:r>
-    </w:p>
-    <w:p>
-      <w:pPr>
-        <w:pStyle w:val="ListParagraph"/>
-        <w:numPr>
-          <w:ilvl w:val="0"/>
-          <w:numId w:val="29"/>
-        </w:numPr>
-        <w:spacing w:after="120" w:line="360" w:lineRule="auto"/>
-        <w:ind w:left="357" w:hanging="357"/>
-        <w:jc w:val="both"/>
-      </w:pPr>
-      <w:r>
-        <w:t>Zarządzanie finansami i ryzykiem</w:t>
-      </w:r>
-    </w:p>
-    <w:p>
-      <w:pPr>
-        <w:pStyle w:val="ListParagraph"/>
-        <w:spacing w:after="120" w:line="360" w:lineRule="auto"/>
-        <w:ind w:left="357"/>
-        <w:jc w:val="both"/>
-      </w:pPr>
-      <w:r>
-        <w:t>Gra symuluje również aspekty ekonomiczne prowadzenia restauracji: balansowanie kosztów zatrudnienia i składników z przychodami, możliwość bankructwa w przypadku złego zarządzania oraz zdobywanie punktów popularności, które pozwalają rozwijać imperium gastronomiczne. To odwzorowuje rzeczywiste decyzje strategiczne menedżerów restauracji, gdzie zyski, inwestycje i ryzyko są ze sobą ściśle powiązane.</w:t>
-      </w:r>
-    </w:p>
-    <w:p>
-      <w:pPr>
-        <w:pStyle w:val="ListParagraph"/>
-        <w:numPr>
-          <w:ilvl w:val="0"/>
-          <w:numId w:val="29"/>
-        </w:numPr>
-        <w:spacing w:after="120" w:line="360" w:lineRule="auto"/>
-        <w:ind w:left="357" w:hanging="357"/>
-        <w:jc w:val="both"/>
-      </w:pPr>
-      <w:r>
-        <w:t>Feedback i iteracja</w:t>
-      </w:r>
-    </w:p>
-    <w:p>
-      <w:pPr>
-        <w:pStyle w:val="ListParagraph"/>
-        <w:spacing w:after="120" w:line="360" w:lineRule="auto"/>
-        <w:ind w:left="357"/>
-        <w:jc w:val="both"/>
-      </w:pPr>
-      <w:r>
-        <w:t>Gra oferuje system opinii klientów, który przypomina mechanizm TripAdvisor – oceny potraw i restauracji wpływają na reputację i przychody. Symulacyjnie pozwala to na testowanie różnych decyzji operacyjnych i obserwowanie ich efektów w czasie rzeczywistym, co jest istotne w badaniu dynamiki reakcji rynku i preferencji konsumentów.</w:t>
-      </w:r>
-    </w:p>
-    <w:p>
-      <w:pPr>
-        <w:spacing w:after="120" w:line="360" w:lineRule="auto"/>
-        <w:jc w:val="center"/>
       </w:pPr>
       <w:r>
         <w:rPr>
           <w:noProof/>
         </w:rPr>
         <w:drawing>
-          <wp:inline distT="0" distB="0" distL="0" distR="0" wp14:anchorId="31385F7A" wp14:editId="5AB39EF0">
+          <wp:inline distT="0" distB="0" distL="0" distR="0" wp14:anchorId="2C51F0A6" wp14:editId="5E89E832">
             <wp:extent cx="3600000" cy="2023834"/>
             <wp:effectExtent l="0" t="0" r="635" b="0"/>
-            <wp:docPr id="7" name="Picture 7" descr="C:\Users\PC\Downloads\ss_cdac7569a18e24fef081a94c7825b67115139cb8.1920x1080.jpg"/>
+            <wp:docPr id="6" name="Picture 6" descr="C:\Users\PC\Downloads\ss_e0dec99da6bfaac569b5ec953568da6d47f9bb60.1920x1080.jpg"/>
             <wp:cNvGraphicFramePr>
               <a:graphicFrameLocks xmlns:a="http://schemas.openxmlformats.org/drawingml/2006/main" noChangeAspect="1"/>
             </wp:cNvGraphicFramePr>
@@ -3985,7 +3604,7 @@
               <a:graphicData uri="http://schemas.openxmlformats.org/drawingml/2006/picture">
                 <pic:pic xmlns:pic="http://schemas.openxmlformats.org/drawingml/2006/picture">
                   <pic:nvPicPr>
-                    <pic:cNvPr id="0" name="Picture 7" descr="C:\Users\PC\Downloads\ss_cdac7569a18e24fef081a94c7825b67115139cb8.1920x1080.jpg"/>
+                    <pic:cNvPr id="0" name="Picture 6" descr="C:\Users\PC\Downloads\ss_e0dec99da6bfaac569b5ec953568da6d47f9bb60.1920x1080.jpg"/>
                     <pic:cNvPicPr>
                       <a:picLocks noChangeAspect="1" noChangeArrowheads="1"/>
                     </pic:cNvPicPr>
@@ -4031,197 +3650,258 @@
           <w:i/>
           <w:sz w:val="20"/>
           <w:szCs w:val="20"/>
-          <w:lang w:val="en-US"/>
-        </w:rPr>
-      </w:pPr>
-      <w:proofErr w:type="spellStart"/>
-      <w:proofErr w:type="gramStart"/>
+        </w:rPr>
+      </w:pPr>
       <w:r>
         <w:rPr>
           <w:i/>
           <w:sz w:val="20"/>
           <w:szCs w:val="20"/>
-          <w:lang w:val="en-US"/>
-        </w:rPr>
-        <w:t>Rysunek</w:t>
-      </w:r>
-      <w:proofErr w:type="spellEnd"/>
+        </w:rPr>
+        <w:t>Rysunek 4.</w:t>
+      </w:r>
       <w:r>
         <w:rPr>
           <w:i/>
           <w:sz w:val="20"/>
           <w:szCs w:val="20"/>
-          <w:lang w:val="en-US"/>
-        </w:rPr>
-        <w:t xml:space="preserve"> 4.</w:t>
+        </w:rPr>
+        <w:t>3</w:t>
       </w:r>
       <w:r>
         <w:rPr>
           <w:i/>
           <w:sz w:val="20"/>
           <w:szCs w:val="20"/>
-          <w:lang w:val="en-US"/>
-        </w:rPr>
-        <w:t>4</w:t>
+        </w:rPr>
+        <w:t xml:space="preserve">. </w:t>
       </w:r>
       <w:r>
         <w:rPr>
           <w:i/>
           <w:sz w:val="20"/>
           <w:szCs w:val="20"/>
-          <w:lang w:val="en-US"/>
-        </w:rPr>
-        <w:t>.</w:t>
-      </w:r>
-      <w:proofErr w:type="gramEnd"/>
+        </w:rPr>
+        <w:t xml:space="preserve">Zrzut ekranu z gry </w:t>
+      </w:r>
       <w:r>
         <w:rPr>
           <w:i/>
           <w:sz w:val="20"/>
           <w:szCs w:val="20"/>
-          <w:lang w:val="en-US"/>
-        </w:rPr>
-        <w:t xml:space="preserve"> </w:t>
-      </w:r>
-      <w:proofErr w:type="spellStart"/>
+        </w:rPr>
+        <w:t>Chef: A Restaurant Tycoon Game</w:t>
+      </w:r>
       <w:r>
         <w:rPr>
           <w:i/>
           <w:sz w:val="20"/>
           <w:szCs w:val="20"/>
-          <w:lang w:val="en-US"/>
-        </w:rPr>
-        <w:t>Zrzut</w:t>
-      </w:r>
-      <w:proofErr w:type="spellEnd"/>
+        </w:rPr>
+        <w:t xml:space="preserve"> [</w:t>
+      </w:r>
       <w:r>
         <w:rPr>
           <w:i/>
           <w:sz w:val="20"/>
           <w:szCs w:val="20"/>
-          <w:lang w:val="en-US"/>
-        </w:rPr>
-        <w:t xml:space="preserve"> </w:t>
-      </w:r>
-      <w:proofErr w:type="spellStart"/>
+        </w:rPr>
+        <w:t>5</w:t>
+      </w:r>
       <w:r>
         <w:rPr>
           <w:i/>
           <w:sz w:val="20"/>
           <w:szCs w:val="20"/>
-          <w:lang w:val="en-US"/>
-        </w:rPr>
-        <w:t>ekranu</w:t>
-      </w:r>
-      <w:proofErr w:type="spellEnd"/>
-      <w:r>
-        <w:rPr>
-          <w:i/>
-          <w:sz w:val="20"/>
-          <w:szCs w:val="20"/>
-          <w:lang w:val="en-US"/>
-        </w:rPr>
-        <w:t xml:space="preserve"> z </w:t>
-      </w:r>
-      <w:proofErr w:type="spellStart"/>
-      <w:r>
-        <w:rPr>
-          <w:i/>
-          <w:sz w:val="20"/>
-          <w:szCs w:val="20"/>
-          <w:lang w:val="en-US"/>
-        </w:rPr>
-        <w:t>gry</w:t>
-      </w:r>
-      <w:proofErr w:type="spellEnd"/>
-      <w:r>
-        <w:rPr>
-          <w:i/>
-          <w:sz w:val="20"/>
-          <w:szCs w:val="20"/>
-          <w:lang w:val="en-US"/>
-        </w:rPr>
-        <w:t xml:space="preserve"> Chef: A Restaurant Tycoon Game [</w:t>
-      </w:r>
-      <w:r>
-        <w:rPr>
-          <w:i/>
-          <w:sz w:val="20"/>
-          <w:szCs w:val="20"/>
-          <w:lang w:val="en-US"/>
-        </w:rPr>
-        <w:t>5</w:t>
-      </w:r>
-      <w:r>
-        <w:rPr>
-          <w:i/>
-          <w:sz w:val="20"/>
-          <w:szCs w:val="20"/>
-          <w:lang w:val="en-US"/>
         </w:rPr>
         <w:t>]</w:t>
       </w:r>
     </w:p>
     <w:p>
       <w:pPr>
-        <w:pStyle w:val="BodyText"/>
-        <w:tabs>
-          <w:tab w:val="left" w:pos="8280"/>
-          <w:tab w:val="right" w:pos="8789"/>
-        </w:tabs>
-        <w:spacing w:before="240" w:after="120" w:line="360" w:lineRule="auto"/>
-        <w:jc w:val="both"/>
-        <w:rPr>
-          <w:rFonts w:ascii="Arial Narrow" w:hAnsi="Arial Narrow"/>
-          <w:b/>
-          <w:sz w:val="26"/>
-          <w:szCs w:val="26"/>
-          <w:lang w:val="en-US"/>
-        </w:rPr>
-      </w:pPr>
-      <w:r>
-        <w:rPr>
-          <w:rFonts w:ascii="Arial Narrow" w:hAnsi="Arial Narrow"/>
-          <w:b/>
-          <w:sz w:val="26"/>
-          <w:szCs w:val="26"/>
-          <w:lang w:val="en-US"/>
-        </w:rPr>
-        <w:t>4</w:t>
-      </w:r>
-      <w:r>
-        <w:rPr>
-          <w:rFonts w:ascii="Arial Narrow" w:hAnsi="Arial Narrow"/>
-          <w:b/>
-          <w:sz w:val="26"/>
-          <w:szCs w:val="26"/>
-          <w:lang w:val="en-US"/>
-        </w:rPr>
-        <w:t xml:space="preserve">.3. </w:t>
-      </w:r>
-      <w:r>
-        <w:rPr>
-          <w:rFonts w:ascii="Arial Narrow" w:hAnsi="Arial Narrow"/>
-          <w:b/>
-          <w:sz w:val="26"/>
-          <w:szCs w:val="26"/>
-          <w:lang w:val="en-US"/>
-        </w:rPr>
-        <w:t>Cooking Simulator</w:t>
-      </w:r>
-    </w:p>
-    <w:p>
-      <w:pPr>
         <w:spacing w:after="120" w:line="360" w:lineRule="auto"/>
-        <w:ind w:firstLine="567"/>
-        <w:jc w:val="both"/>
-      </w:pPr>
-      <w:r>
-        <w:t xml:space="preserve">Cooking Simulator to gra, która skupia się w największym stopniu na odwzorowaniu rzeczywistych procesów kulinarnych w profesjonalnej kuchni. W przeciwieństwie do </w:t>
+        <w:jc w:val="both"/>
+      </w:pPr>
+      <w:r>
+        <w:t>Aspekty symulacyjne:</w:t>
+      </w:r>
+    </w:p>
+    <w:p>
+      <w:pPr>
+        <w:pStyle w:val="ListParagraph"/>
+        <w:numPr>
+          <w:ilvl w:val="0"/>
+          <w:numId w:val="29"/>
+        </w:numPr>
+        <w:spacing w:after="120" w:line="360" w:lineRule="auto"/>
+        <w:ind w:left="357" w:hanging="357"/>
+        <w:jc w:val="both"/>
+      </w:pPr>
+      <w:r>
+        <w:t>Zarządzanie personelem i rozwój kompetencji</w:t>
+      </w:r>
+    </w:p>
+    <w:p>
+      <w:pPr>
+        <w:pStyle w:val="ListParagraph"/>
+        <w:spacing w:after="120" w:line="360" w:lineRule="auto"/>
+        <w:ind w:left="357"/>
+        <w:jc w:val="both"/>
+      </w:pPr>
+      <w:r>
+        <w:t>Gra pozwala tworzyć własnego awatara szefa kuchni</w:t>
+      </w:r>
+      <w:r>
+        <w:t xml:space="preserve"> i rozwijać jego umiejętności w </w:t>
+      </w:r>
+      <w:r>
+        <w:t>sześciu drzewkach kompetencji, obejmujących ponad 100 zdolności. Personel restauracji, w tym kucharze i kelnerzy, można zatrudniać, szkolić i optymalizować ich zadania. To pozwala symulować wpływ doświadczenia i umiejętności personelu na jakość usług oraz efektywność pracy w kuchni i na sali.</w:t>
+      </w:r>
+    </w:p>
+    <w:p>
+      <w:pPr>
+        <w:pStyle w:val="ListParagraph"/>
+        <w:numPr>
+          <w:ilvl w:val="0"/>
+          <w:numId w:val="29"/>
+        </w:numPr>
+        <w:spacing w:after="120" w:line="360" w:lineRule="auto"/>
+        <w:ind w:left="357" w:hanging="357"/>
+        <w:jc w:val="both"/>
+      </w:pPr>
+      <w:r>
+        <w:t>Organizacja przestrzeni restauracyjnej</w:t>
+      </w:r>
+    </w:p>
+    <w:p>
+      <w:pPr>
+        <w:pStyle w:val="ListParagraph"/>
+        <w:spacing w:after="120" w:line="360" w:lineRule="auto"/>
+        <w:ind w:left="357"/>
+        <w:jc w:val="both"/>
+      </w:pPr>
+      <w:r>
+        <w:t>W Chef kluczową rolę odgrywa projektowanie układu lokalu. Można modyfikować podłogi, ściany i dekoracje, ustawiać sprzęt kuchenny i umeblowanie. Z punktu widzenia symulacji komputerowej, modelowanie przestrzeni pozwala badać, jak różne układy wpływają na przepływ pracy personelu i szybkość obsługi klientów, co jest istotnym elementem optymalizacji procesów operacyjnych.</w:t>
+      </w:r>
+    </w:p>
+    <w:p>
+      <w:pPr>
+        <w:pStyle w:val="ListParagraph"/>
+        <w:numPr>
+          <w:ilvl w:val="0"/>
+          <w:numId w:val="29"/>
+        </w:numPr>
+        <w:spacing w:after="120" w:line="360" w:lineRule="auto"/>
+        <w:ind w:left="357" w:hanging="357"/>
+        <w:jc w:val="both"/>
+      </w:pPr>
+      <w:r>
+        <w:t>Symulacja procesów kulinarnych</w:t>
+      </w:r>
+    </w:p>
+    <w:p>
+      <w:pPr>
+        <w:pStyle w:val="ListParagraph"/>
+        <w:spacing w:after="120" w:line="360" w:lineRule="auto"/>
+        <w:ind w:left="357"/>
+        <w:jc w:val="both"/>
+      </w:pPr>
+      <w:r>
+        <w:t xml:space="preserve">Gra oferuje rozbudowany edytor przepisów, w którym można tworzyć dania, dobierać składniki i eksperymentować z ich jakością. System oceny potraw uwzględnia smak, aromat i preferencje klientów. Symulacja pozwala obserwować zależności między </w:t>
       </w:r>
       <w:r>
         <w:lastRenderedPageBreak/>
-        <w:t>typowych gier typu „tycoon” czy zarządzania restauracją, w Cooking Simulator głównym elementem symulacji jest fizyka, dokładność i logika przygotowywania potraw, co czyni ją wyjątkowym narzędziem do analizy procesów kuchennych w kontekście symulacyjnym.</w:t>
+        <w:t>doborem składników a satysfakcją gości i zyskami restauracji, co odwzorowuje rzeczywiste wyzwania związane z planowaniem menu i kosztami produkcji.</w:t>
+      </w:r>
+    </w:p>
+    <w:p>
+      <w:pPr>
+        <w:pStyle w:val="ListParagraph"/>
+        <w:numPr>
+          <w:ilvl w:val="0"/>
+          <w:numId w:val="29"/>
+        </w:numPr>
+        <w:spacing w:after="120" w:line="360" w:lineRule="auto"/>
+        <w:ind w:left="357" w:hanging="357"/>
+        <w:jc w:val="both"/>
+      </w:pPr>
+      <w:r>
+        <w:t>Segmentacja klientów i reakcje rynku</w:t>
+      </w:r>
+    </w:p>
+    <w:p>
+      <w:pPr>
+        <w:pStyle w:val="ListParagraph"/>
+        <w:spacing w:after="120" w:line="360" w:lineRule="auto"/>
+        <w:ind w:left="357"/>
+        <w:jc w:val="both"/>
+      </w:pPr>
+      <w:r>
+        <w:t>Chef wprowadza pojęcie różnych klas społecznych kl</w:t>
+      </w:r>
+      <w:r>
+        <w:t>ientów („Cheapskate”, „Gourmet” </w:t>
+      </w:r>
+      <w:r>
+        <w:t>itp.), które mają odmienne preferencje co do</w:t>
+      </w:r>
+      <w:r>
+        <w:t xml:space="preserve"> menu i wystroju restauracji. W </w:t>
+      </w:r>
+      <w:r>
+        <w:t>symulacyjnym ujęciu oznacza to modelowanie zachowań konsumenckich, gdzie decyzje właściciela restauracji (np. wprowadzenie nowych potraw lub zmiana wystroju) wpływają na popularność lokalu i przychody.</w:t>
+      </w:r>
+    </w:p>
+    <w:p>
+      <w:pPr>
+        <w:pStyle w:val="ListParagraph"/>
+        <w:numPr>
+          <w:ilvl w:val="0"/>
+          <w:numId w:val="29"/>
+        </w:numPr>
+        <w:spacing w:after="120" w:line="360" w:lineRule="auto"/>
+        <w:ind w:left="357" w:hanging="357"/>
+        <w:jc w:val="both"/>
+      </w:pPr>
+      <w:r>
+        <w:t>Zarządzanie finansami i ryzykiem</w:t>
+      </w:r>
+    </w:p>
+    <w:p>
+      <w:pPr>
+        <w:pStyle w:val="ListParagraph"/>
+        <w:spacing w:after="120" w:line="360" w:lineRule="auto"/>
+        <w:ind w:left="357"/>
+        <w:jc w:val="both"/>
+      </w:pPr>
+      <w:r>
+        <w:t>Gra symuluje również aspekty ekonomiczne prowadzenia restauracji: balansowanie kosztów zatrudnienia i składników z przychodami, możliwość bankructwa w przypadku złego zarządzania oraz zdobywanie punktów popularności, które pozwalają rozwijać imperium gastronomiczne. To odwzorowuje rzeczywiste decyzje strategiczne menedżerów restauracji, gdzie zyski, inwestycje i ryzyko są ze sobą ściśle powiązane.</w:t>
+      </w:r>
+    </w:p>
+    <w:p>
+      <w:pPr>
+        <w:pStyle w:val="ListParagraph"/>
+        <w:numPr>
+          <w:ilvl w:val="0"/>
+          <w:numId w:val="29"/>
+        </w:numPr>
+        <w:spacing w:after="120" w:line="360" w:lineRule="auto"/>
+        <w:ind w:left="357" w:hanging="357"/>
+        <w:jc w:val="both"/>
+      </w:pPr>
+      <w:r>
+        <w:t>Feedback i iteracja</w:t>
+      </w:r>
+    </w:p>
+    <w:p>
+      <w:pPr>
+        <w:pStyle w:val="ListParagraph"/>
+        <w:spacing w:after="120" w:line="360" w:lineRule="auto"/>
+        <w:ind w:left="357"/>
+        <w:jc w:val="both"/>
+      </w:pPr>
+      <w:r>
+        <w:t>Gra oferuje system opinii klientów, który przypomina mechanizm TripAdvisor – oceny potraw i restauracji wpływają na reputację i przychody. Symulacyjnie pozwala to na testowanie różnych decyzji operacyjnych i obserwowanie ich efektów w czasie rzeczywistym, co jest istotne w badaniu dynamiki reakcji rynku i preferencji konsumentów.</w:t>
       </w:r>
     </w:p>
     <w:p>
@@ -4234,10 +3914,10 @@
           <w:noProof/>
         </w:rPr>
         <w:drawing>
-          <wp:inline distT="0" distB="0" distL="0" distR="0" wp14:anchorId="25DF0ECF" wp14:editId="7947D771">
-            <wp:extent cx="3600000" cy="2023468"/>
+          <wp:inline distT="0" distB="0" distL="0" distR="0" wp14:anchorId="31385F7A" wp14:editId="5AB39EF0">
+            <wp:extent cx="3600000" cy="2023834"/>
             <wp:effectExtent l="0" t="0" r="635" b="0"/>
-            <wp:docPr id="8" name="Picture 8" descr="C:\Users\PC\Downloads\ss_5129463cfd32953711571ac457c0a04c30f2b5c7.1920x1080.jpg"/>
+            <wp:docPr id="7" name="Picture 7" descr="C:\Users\PC\Downloads\ss_cdac7569a18e24fef081a94c7825b67115139cb8.1920x1080.jpg"/>
             <wp:cNvGraphicFramePr>
               <a:graphicFrameLocks xmlns:a="http://schemas.openxmlformats.org/drawingml/2006/main" noChangeAspect="1"/>
             </wp:cNvGraphicFramePr>
@@ -4245,7 +3925,7 @@
               <a:graphicData uri="http://schemas.openxmlformats.org/drawingml/2006/picture">
                 <pic:pic xmlns:pic="http://schemas.openxmlformats.org/drawingml/2006/picture">
                   <pic:nvPicPr>
-                    <pic:cNvPr id="0" name="Picture 8" descr="C:\Users\PC\Downloads\ss_5129463cfd32953711571ac457c0a04c30f2b5c7.1920x1080.jpg"/>
+                    <pic:cNvPr id="0" name="Picture 7" descr="C:\Users\PC\Downloads\ss_cdac7569a18e24fef081a94c7825b67115139cb8.1920x1080.jpg"/>
                     <pic:cNvPicPr>
                       <a:picLocks noChangeAspect="1" noChangeArrowheads="1"/>
                     </pic:cNvPicPr>
@@ -4266,7 +3946,7 @@
                   <pic:spPr bwMode="auto">
                     <a:xfrm>
                       <a:off x="0" y="0"/>
-                      <a:ext cx="3600000" cy="2023468"/>
+                      <a:ext cx="3600000" cy="2023834"/>
                     </a:xfrm>
                     <a:prstGeom prst="rect">
                       <a:avLst/>
@@ -4299,239 +3979,65 @@
           <w:sz w:val="20"/>
           <w:szCs w:val="20"/>
         </w:rPr>
-        <w:t>Rysunek 4.</w:t>
-      </w:r>
-      <w:r>
-        <w:rPr>
-          <w:i/>
-          <w:sz w:val="20"/>
-          <w:szCs w:val="20"/>
-        </w:rPr>
-        <w:t>5</w:t>
-      </w:r>
-      <w:r>
-        <w:rPr>
-          <w:i/>
-          <w:sz w:val="20"/>
-          <w:szCs w:val="20"/>
-        </w:rPr>
-        <w:t xml:space="preserve">. Zrzut ekranu z gry </w:t>
-      </w:r>
-      <w:r>
-        <w:rPr>
-          <w:i/>
-          <w:sz w:val="20"/>
-          <w:szCs w:val="20"/>
+        <w:t>Rysunek 4.4. Zrzut ekranu z gry Chef: A Restaurant Tycoon Game [5]</w:t>
+      </w:r>
+    </w:p>
+    <w:p>
+      <w:pPr>
+        <w:pStyle w:val="BodyText"/>
+        <w:tabs>
+          <w:tab w:val="left" w:pos="8280"/>
+          <w:tab w:val="right" w:pos="8789"/>
+        </w:tabs>
+        <w:spacing w:before="240" w:after="120" w:line="360" w:lineRule="auto"/>
+        <w:jc w:val="both"/>
+        <w:rPr>
+          <w:rFonts w:ascii="Arial Narrow" w:hAnsi="Arial Narrow"/>
+          <w:b/>
+          <w:sz w:val="26"/>
+          <w:szCs w:val="26"/>
+        </w:rPr>
+      </w:pPr>
+      <w:r>
+        <w:rPr>
+          <w:rFonts w:ascii="Arial Narrow" w:hAnsi="Arial Narrow"/>
+          <w:b/>
+          <w:sz w:val="26"/>
+          <w:szCs w:val="26"/>
+        </w:rPr>
+        <w:t>4</w:t>
+      </w:r>
+      <w:r>
+        <w:rPr>
+          <w:rFonts w:ascii="Arial Narrow" w:hAnsi="Arial Narrow"/>
+          <w:b/>
+          <w:sz w:val="26"/>
+          <w:szCs w:val="26"/>
+        </w:rPr>
+        <w:t xml:space="preserve">.3. </w:t>
+      </w:r>
+      <w:r>
+        <w:rPr>
+          <w:rFonts w:ascii="Arial Narrow" w:hAnsi="Arial Narrow"/>
+          <w:b/>
+          <w:sz w:val="26"/>
+          <w:szCs w:val="26"/>
         </w:rPr>
         <w:t>Cooking Simulator</w:t>
       </w:r>
-      <w:r>
-        <w:rPr>
-          <w:i/>
-          <w:sz w:val="20"/>
-          <w:szCs w:val="20"/>
-        </w:rPr>
-        <w:t xml:space="preserve"> [</w:t>
-      </w:r>
-      <w:r>
-        <w:rPr>
-          <w:i/>
-          <w:sz w:val="20"/>
-          <w:szCs w:val="20"/>
-        </w:rPr>
-        <w:t>6</w:t>
-      </w:r>
-      <w:r>
-        <w:rPr>
-          <w:i/>
-          <w:sz w:val="20"/>
-          <w:szCs w:val="20"/>
-        </w:rPr>
-        <w:t>]</w:t>
-      </w:r>
     </w:p>
     <w:p>
       <w:pPr>
         <w:spacing w:after="120" w:line="360" w:lineRule="auto"/>
-        <w:jc w:val="both"/>
-      </w:pPr>
-      <w:r>
-        <w:t>Aspekty symulacyjne</w:t>
-      </w:r>
-    </w:p>
-    <w:p>
-      <w:pPr>
-        <w:pStyle w:val="ListParagraph"/>
-        <w:numPr>
-          <w:ilvl w:val="0"/>
-          <w:numId w:val="29"/>
-        </w:numPr>
-        <w:spacing w:after="120" w:line="360" w:lineRule="auto"/>
-        <w:ind w:left="357" w:hanging="357"/>
-        <w:jc w:val="both"/>
-      </w:pPr>
-      <w:r>
-        <w:t>Symulacja procesów kulinarnych</w:t>
-      </w:r>
-    </w:p>
-    <w:p>
-      <w:pPr>
-        <w:pStyle w:val="ListParagraph"/>
-        <w:spacing w:after="120" w:line="360" w:lineRule="auto"/>
-        <w:ind w:left="357"/>
-        <w:jc w:val="both"/>
-      </w:pPr>
-      <w:r>
-        <w:t>Każdy ruch w grze – krojenie, mieszanie, podgrzewanie, studzenie czy przenoszenie składników – podlega prawom fizyki. Mechanika gotowania uwzględnia temperaturę, czas przygotowania i precyzję, co odwzorowuje rzeczywiste zależności między techniką kulinarną a jakością potrawy. W trybie kariery gracz musi przestrzegać przepisów, dopasowywać składniki, kontrolować czas obróbki i temperaturę, aby uzyskać wysoką ocenę swoich dań.</w:t>
-      </w:r>
-    </w:p>
-    <w:p>
-      <w:pPr>
-        <w:pStyle w:val="ListParagraph"/>
-        <w:numPr>
-          <w:ilvl w:val="0"/>
-          <w:numId w:val="29"/>
-        </w:numPr>
-        <w:spacing w:after="120" w:line="360" w:lineRule="auto"/>
-        <w:ind w:left="357" w:hanging="357"/>
-        <w:jc w:val="both"/>
-      </w:pPr>
-      <w:r>
-        <w:t>Interaktywne narzędzia i kuchnia</w:t>
-      </w:r>
-    </w:p>
-    <w:p>
-      <w:pPr>
-        <w:pStyle w:val="ListParagraph"/>
-        <w:spacing w:after="120" w:line="360" w:lineRule="auto"/>
-        <w:ind w:left="357"/>
-        <w:jc w:val="both"/>
-      </w:pPr>
-      <w:r>
-        <w:t>Gra oddaje do dyspozycji pełen zestaw profesjonalnych przyrządów kuchennych: piekarniki, grille, palniki, garnki, patelnie, blendery, miksery, noże i talerze. Każdy element jest interaktywny, co pozwala na symulację przepływu pracy w kuchni i badanie efektywności operacyjnej przy różnym rozmieszczeniu sprzętu.</w:t>
-      </w:r>
-    </w:p>
-    <w:p>
-      <w:pPr>
-        <w:pStyle w:val="ListParagraph"/>
-        <w:numPr>
-          <w:ilvl w:val="0"/>
-          <w:numId w:val="29"/>
-        </w:numPr>
-        <w:spacing w:after="120" w:line="360" w:lineRule="auto"/>
-        <w:ind w:left="357" w:hanging="357"/>
-        <w:jc w:val="both"/>
-      </w:pPr>
-      <w:r>
-        <w:t>Składniki i ich reakcje</w:t>
-      </w:r>
-    </w:p>
-    <w:p>
-      <w:pPr>
-        <w:pStyle w:val="ListParagraph"/>
-        <w:spacing w:after="120" w:line="360" w:lineRule="auto"/>
-        <w:ind w:left="357"/>
-        <w:jc w:val="both"/>
-      </w:pPr>
-      <w:r>
-        <w:t>W grze dostępnych jest ponad 140 składników, które reagują realistycznie na procesy gotowania, takie jak podgrzewanie, mieszanie, krojenie czy przypalanie. System ten pozwala obserwować, jak różne kombinacje składników i techniki przygotowania wpływają na końcowy rezultat, co jest przykładem symulacji chemicznych i fizycznych aspektów gotowania.</w:t>
-      </w:r>
-    </w:p>
-    <w:p>
-      <w:pPr>
-        <w:pStyle w:val="ListParagraph"/>
-        <w:numPr>
-          <w:ilvl w:val="0"/>
-          <w:numId w:val="29"/>
-        </w:numPr>
-        <w:spacing w:after="120" w:line="360" w:lineRule="auto"/>
-        <w:ind w:left="357" w:hanging="357"/>
-        <w:jc w:val="both"/>
-      </w:pPr>
-      <w:r>
-        <w:t>Tryb kariery – symulacja zarządzania kuchnią</w:t>
-      </w:r>
-    </w:p>
-    <w:p>
-      <w:pPr>
-        <w:pStyle w:val="ListParagraph"/>
-        <w:spacing w:after="120" w:line="360" w:lineRule="auto"/>
-        <w:ind w:left="357"/>
-        <w:jc w:val="both"/>
-      </w:pPr>
+        <w:ind w:firstLine="567"/>
+        <w:jc w:val="both"/>
+      </w:pPr>
+      <w:r>
+        <w:t xml:space="preserve">Cooking Simulator to gra, która skupia się w największym stopniu na odwzorowaniu rzeczywistych procesów kulinarnych w profesjonalnej kuchni. W przeciwieństwie do </w:t>
+      </w:r>
       <w:r>
         <w:lastRenderedPageBreak/>
-        <w:t>W trybie kariery gracz prowadzi restaurację, przy</w:t>
-      </w:r>
-      <w:r>
-        <w:t>jmując zamówienia od klientów i </w:t>
-      </w:r>
-      <w:r>
-        <w:t>wykonując je zgodnie z określonymi kryteriami jakościowymi: smak, prezentacja i czas przygotowania. Mechanika pozwala analizować wydajność pracy kuchni, optymalizację kolejności działań oraz zarządzanie czasem w kontekście ograniczeń operacyjnych.</w:t>
-      </w:r>
-    </w:p>
-    <w:p>
-      <w:pPr>
-        <w:pStyle w:val="ListParagraph"/>
-        <w:numPr>
-          <w:ilvl w:val="0"/>
-          <w:numId w:val="29"/>
-        </w:numPr>
-        <w:spacing w:after="120" w:line="360" w:lineRule="auto"/>
-        <w:ind w:left="357" w:hanging="357"/>
-        <w:jc w:val="both"/>
-      </w:pPr>
-      <w:r>
-        <w:t>Tryb piaskownicy – eksperymenty i nauka procesów</w:t>
-      </w:r>
-    </w:p>
-    <w:p>
-      <w:pPr>
-        <w:pStyle w:val="ListParagraph"/>
-        <w:spacing w:after="120" w:line="360" w:lineRule="auto"/>
-        <w:ind w:left="357"/>
-        <w:jc w:val="both"/>
-      </w:pPr>
-      <w:r>
-        <w:t>Tryb piaskownicy pozwala w pełni eksperymentować z kuchnią, składnikami i sprzętem, bez ograniczeń czasowych i ekonomicznych. Dzięki temu gracz może testować nowe techniki, obserwować fizyczne reakcje składników, tworz</w:t>
-      </w:r>
-      <w:r>
-        <w:t>yć własne procesy produkcyjne i </w:t>
-      </w:r>
-      <w:r>
-        <w:t>badać konsekwencje chaosu w kuchni. Z punktu widzenia symulacji komputerowej daje to możliwość eksperymentowania z procesami bez ryzyka ekonomicznego.</w:t>
-      </w:r>
-    </w:p>
-    <w:p>
-      <w:pPr>
-        <w:pStyle w:val="ListParagraph"/>
-        <w:numPr>
-          <w:ilvl w:val="0"/>
-          <w:numId w:val="29"/>
-        </w:numPr>
-        <w:spacing w:after="120" w:line="360" w:lineRule="auto"/>
-        <w:ind w:left="357" w:hanging="357"/>
-        <w:jc w:val="both"/>
-      </w:pPr>
-      <w:r>
-        <w:t>Mechanika postępów i umiejętności</w:t>
-      </w:r>
-    </w:p>
-    <w:p>
-      <w:pPr>
-        <w:pStyle w:val="ListParagraph"/>
-        <w:spacing w:after="120" w:line="360" w:lineRule="auto"/>
-        <w:ind w:left="357"/>
-        <w:jc w:val="both"/>
-      </w:pPr>
-      <w:r>
-        <w:t>Gra oferuje system dodatków i umiejętności, które poprawiają precyzję, sta</w:t>
-      </w:r>
-      <w:r>
-        <w:t>bilność i </w:t>
-      </w:r>
-      <w:r>
-        <w:t>szybkość pracy w kuchni. Symulacja umożliwia badanie wpływu kompetencji pracowników (czyli samego gracza w roli szefa kuchni) na wydajność procesów kulinarnych i jakość serwowanych potraw.</w:t>
+        <w:t>typowych gier typu „tycoon” czy zarządzania restauracją, w Cooking Simulator głównym elementem symulacji jest fizyka, dokładność i logika przygotowywania potraw, co czyni ją wyjątkowym narzędziem do analizy procesów kuchennych w kontekście symulacyjnym.</w:t>
       </w:r>
     </w:p>
     <w:p>
@@ -4544,10 +4050,10 @@
           <w:noProof/>
         </w:rPr>
         <w:drawing>
-          <wp:inline distT="0" distB="0" distL="0" distR="0" wp14:anchorId="5F20365D" wp14:editId="71D2697F">
+          <wp:inline distT="0" distB="0" distL="0" distR="0" wp14:anchorId="25DF0ECF" wp14:editId="7947D771">
             <wp:extent cx="3600000" cy="2023468"/>
             <wp:effectExtent l="0" t="0" r="635" b="0"/>
-            <wp:docPr id="9" name="Picture 9" descr="C:\Users\PC\Downloads\ss_c7c9369a21477d518f7247a5f2ecb3550b642c63.1920x1080.jpg"/>
+            <wp:docPr id="8" name="Picture 8" descr="C:\Users\PC\Downloads\ss_5129463cfd32953711571ac457c0a04c30f2b5c7.1920x1080.jpg"/>
             <wp:cNvGraphicFramePr>
               <a:graphicFrameLocks xmlns:a="http://schemas.openxmlformats.org/drawingml/2006/main" noChangeAspect="1"/>
             </wp:cNvGraphicFramePr>
@@ -4555,7 +4061,7 @@
               <a:graphicData uri="http://schemas.openxmlformats.org/drawingml/2006/picture">
                 <pic:pic xmlns:pic="http://schemas.openxmlformats.org/drawingml/2006/picture">
                   <pic:nvPicPr>
-                    <pic:cNvPr id="0" name="Picture 9" descr="C:\Users\PC\Downloads\ss_c7c9369a21477d518f7247a5f2ecb3550b642c63.1920x1080.jpg"/>
+                    <pic:cNvPr id="0" name="Picture 8" descr="C:\Users\PC\Downloads\ss_5129463cfd32953711571ac457c0a04c30f2b5c7.1920x1080.jpg"/>
                     <pic:cNvPicPr>
                       <a:picLocks noChangeAspect="1" noChangeArrowheads="1"/>
                     </pic:cNvPicPr>
@@ -4663,6 +4169,316 @@
     <w:p>
       <w:pPr>
         <w:spacing w:after="120" w:line="360" w:lineRule="auto"/>
+        <w:jc w:val="both"/>
+      </w:pPr>
+      <w:r>
+        <w:t>Aspekty symulacyjne</w:t>
+      </w:r>
+    </w:p>
+    <w:p>
+      <w:pPr>
+        <w:pStyle w:val="ListParagraph"/>
+        <w:numPr>
+          <w:ilvl w:val="0"/>
+          <w:numId w:val="29"/>
+        </w:numPr>
+        <w:spacing w:after="120" w:line="360" w:lineRule="auto"/>
+        <w:ind w:left="357" w:hanging="357"/>
+        <w:jc w:val="both"/>
+      </w:pPr>
+      <w:r>
+        <w:t>Symulacja procesów kulinarnych</w:t>
+      </w:r>
+    </w:p>
+    <w:p>
+      <w:pPr>
+        <w:pStyle w:val="ListParagraph"/>
+        <w:spacing w:after="120" w:line="360" w:lineRule="auto"/>
+        <w:ind w:left="357"/>
+        <w:jc w:val="both"/>
+      </w:pPr>
+      <w:r>
+        <w:t>Każdy ruch w grze – krojenie, mieszanie, podgrzewanie, studzenie czy przenoszenie składników – podlega prawom fizyki. Mechanika gotowania uwzględnia temperaturę, czas przygotowania i precyzję, co odwzorowuje rzeczywiste zależności między techniką kulinarną a jakością potrawy. W trybie kariery gracz musi przestrzegać przepisów, dopasowywać składniki, kontrolować czas obróbki i temperaturę, aby uzyskać wysoką ocenę swoich dań.</w:t>
+      </w:r>
+    </w:p>
+    <w:p>
+      <w:pPr>
+        <w:pStyle w:val="ListParagraph"/>
+        <w:numPr>
+          <w:ilvl w:val="0"/>
+          <w:numId w:val="29"/>
+        </w:numPr>
+        <w:spacing w:after="120" w:line="360" w:lineRule="auto"/>
+        <w:ind w:left="357" w:hanging="357"/>
+        <w:jc w:val="both"/>
+      </w:pPr>
+      <w:r>
+        <w:t>Interaktywne narzędzia i kuchnia</w:t>
+      </w:r>
+    </w:p>
+    <w:p>
+      <w:pPr>
+        <w:pStyle w:val="ListParagraph"/>
+        <w:spacing w:after="120" w:line="360" w:lineRule="auto"/>
+        <w:ind w:left="357"/>
+        <w:jc w:val="both"/>
+      </w:pPr>
+      <w:r>
+        <w:t>Gra oddaje do dyspozycji pełen zestaw profesjonalnych przyrządów kuchennych: piekarniki, grille, palniki, garnki, patelnie, blendery, miksery, noże i talerze. Każdy element jest interaktywny, co pozwala na symulację przepływu pracy w kuchni i badanie efektywności operacyjnej przy różnym rozmieszczeniu sprzętu.</w:t>
+      </w:r>
+    </w:p>
+    <w:p>
+      <w:pPr>
+        <w:pStyle w:val="ListParagraph"/>
+        <w:numPr>
+          <w:ilvl w:val="0"/>
+          <w:numId w:val="29"/>
+        </w:numPr>
+        <w:spacing w:after="120" w:line="360" w:lineRule="auto"/>
+        <w:ind w:left="357" w:hanging="357"/>
+        <w:jc w:val="both"/>
+      </w:pPr>
+      <w:r>
+        <w:t>Składniki i ich reakcje</w:t>
+      </w:r>
+    </w:p>
+    <w:p>
+      <w:pPr>
+        <w:pStyle w:val="ListParagraph"/>
+        <w:spacing w:after="120" w:line="360" w:lineRule="auto"/>
+        <w:ind w:left="357"/>
+        <w:jc w:val="both"/>
+      </w:pPr>
+      <w:r>
+        <w:t>W grze dostępnych jest ponad 140 składników, które reagują realistycznie na procesy gotowania, takie jak podgrzewanie, mieszanie, krojenie czy przypalanie. System ten pozwala obserwować, jak różne kombinacje składników i techniki przygotowania wpływają na końcowy rezultat, co jest przykładem symulacji chemicznych i fizycznych aspektów gotowania.</w:t>
+      </w:r>
+    </w:p>
+    <w:p>
+      <w:pPr>
+        <w:pStyle w:val="ListParagraph"/>
+        <w:numPr>
+          <w:ilvl w:val="0"/>
+          <w:numId w:val="29"/>
+        </w:numPr>
+        <w:spacing w:after="120" w:line="360" w:lineRule="auto"/>
+        <w:ind w:left="357" w:hanging="357"/>
+        <w:jc w:val="both"/>
+      </w:pPr>
+      <w:r>
+        <w:t>Tryb kariery – symulacja zarządzania kuchnią</w:t>
+      </w:r>
+    </w:p>
+    <w:p>
+      <w:pPr>
+        <w:pStyle w:val="ListParagraph"/>
+        <w:spacing w:after="120" w:line="360" w:lineRule="auto"/>
+        <w:ind w:left="357"/>
+        <w:jc w:val="both"/>
+      </w:pPr>
+      <w:r>
+        <w:lastRenderedPageBreak/>
+        <w:t>W trybie kariery gracz prowadzi restaurację, przy</w:t>
+      </w:r>
+      <w:r>
+        <w:t>jmując zamówienia od klientów i </w:t>
+      </w:r>
+      <w:r>
+        <w:t>wykonując je zgodnie z określonymi kryteriami jakościowymi: smak, prezentacja i czas przygotowania. Mechanika pozwala analizować wydajność pracy kuchni, optymalizację kolejności działań oraz zarządzanie czasem w kontekście ograniczeń operacyjnych.</w:t>
+      </w:r>
+    </w:p>
+    <w:p>
+      <w:pPr>
+        <w:pStyle w:val="ListParagraph"/>
+        <w:numPr>
+          <w:ilvl w:val="0"/>
+          <w:numId w:val="29"/>
+        </w:numPr>
+        <w:spacing w:after="120" w:line="360" w:lineRule="auto"/>
+        <w:ind w:left="357" w:hanging="357"/>
+        <w:jc w:val="both"/>
+      </w:pPr>
+      <w:r>
+        <w:t>Tryb piaskownicy – eksperymenty i nauka procesów</w:t>
+      </w:r>
+    </w:p>
+    <w:p>
+      <w:pPr>
+        <w:pStyle w:val="ListParagraph"/>
+        <w:spacing w:after="120" w:line="360" w:lineRule="auto"/>
+        <w:ind w:left="357"/>
+        <w:jc w:val="both"/>
+      </w:pPr>
+      <w:r>
+        <w:t>Tryb piaskownicy pozwala w pełni eksperymentować z kuchnią, składnikami i sprzętem, bez ograniczeń czasowych i ekonomicznych. Dzięki temu gracz może testować nowe techniki, obserwować fizyczne reakcje składników, tworz</w:t>
+      </w:r>
+      <w:r>
+        <w:t>yć własne procesy produkcyjne i </w:t>
+      </w:r>
+      <w:r>
+        <w:t>badać konsekwencje chaosu w kuchni. Z punktu widzenia symulacji komputerowej daje to możliwość eksperymentowania z procesami bez ryzyka ekonomicznego.</w:t>
+      </w:r>
+    </w:p>
+    <w:p>
+      <w:pPr>
+        <w:pStyle w:val="ListParagraph"/>
+        <w:numPr>
+          <w:ilvl w:val="0"/>
+          <w:numId w:val="29"/>
+        </w:numPr>
+        <w:spacing w:after="120" w:line="360" w:lineRule="auto"/>
+        <w:ind w:left="357" w:hanging="357"/>
+        <w:jc w:val="both"/>
+      </w:pPr>
+      <w:r>
+        <w:t>Mechanika postępów i umiejętności</w:t>
+      </w:r>
+    </w:p>
+    <w:p>
+      <w:pPr>
+        <w:pStyle w:val="ListParagraph"/>
+        <w:spacing w:after="120" w:line="360" w:lineRule="auto"/>
+        <w:ind w:left="357"/>
+        <w:jc w:val="both"/>
+      </w:pPr>
+      <w:r>
+        <w:t>Gra oferuje system dodatków i umiejętności, które poprawiają precyzję, sta</w:t>
+      </w:r>
+      <w:r>
+        <w:t>bilność i </w:t>
+      </w:r>
+      <w:r>
+        <w:t>szybkość pracy w kuchni. Symulacja umożliwia badanie wpływu kompetencji pracowników (czyli samego gracza w roli szefa kuchni) na wydajność procesów kulinarnych i jakość serwowanych potraw.</w:t>
+      </w:r>
+    </w:p>
+    <w:p>
+      <w:pPr>
+        <w:spacing w:after="120" w:line="360" w:lineRule="auto"/>
+        <w:jc w:val="center"/>
+      </w:pPr>
+      <w:r>
+        <w:rPr>
+          <w:noProof/>
+        </w:rPr>
+        <w:drawing>
+          <wp:inline distT="0" distB="0" distL="0" distR="0" wp14:anchorId="5F20365D" wp14:editId="71D2697F">
+            <wp:extent cx="3600000" cy="2023468"/>
+            <wp:effectExtent l="0" t="0" r="635" b="0"/>
+            <wp:docPr id="9" name="Picture 9" descr="C:\Users\PC\Downloads\ss_c7c9369a21477d518f7247a5f2ecb3550b642c63.1920x1080.jpg"/>
+            <wp:cNvGraphicFramePr>
+              <a:graphicFrameLocks xmlns:a="http://schemas.openxmlformats.org/drawingml/2006/main" noChangeAspect="1"/>
+            </wp:cNvGraphicFramePr>
+            <a:graphic xmlns:a="http://schemas.openxmlformats.org/drawingml/2006/main">
+              <a:graphicData uri="http://schemas.openxmlformats.org/drawingml/2006/picture">
+                <pic:pic xmlns:pic="http://schemas.openxmlformats.org/drawingml/2006/picture">
+                  <pic:nvPicPr>
+                    <pic:cNvPr id="0" name="Picture 9" descr="C:\Users\PC\Downloads\ss_c7c9369a21477d518f7247a5f2ecb3550b642c63.1920x1080.jpg"/>
+                    <pic:cNvPicPr>
+                      <a:picLocks noChangeAspect="1" noChangeArrowheads="1"/>
+                    </pic:cNvPicPr>
+                  </pic:nvPicPr>
+                  <pic:blipFill>
+                    <a:blip r:embed="rId14" cstate="print">
+                      <a:extLst>
+                        <a:ext uri="{28A0092B-C50C-407E-A947-70E740481C1C}">
+                          <a14:useLocalDpi xmlns:a14="http://schemas.microsoft.com/office/drawing/2010/main" val="0"/>
+                        </a:ext>
+                      </a:extLst>
+                    </a:blip>
+                    <a:srcRect/>
+                    <a:stretch>
+                      <a:fillRect/>
+                    </a:stretch>
+                  </pic:blipFill>
+                  <pic:spPr bwMode="auto">
+                    <a:xfrm>
+                      <a:off x="0" y="0"/>
+                      <a:ext cx="3600000" cy="2023468"/>
+                    </a:xfrm>
+                    <a:prstGeom prst="rect">
+                      <a:avLst/>
+                    </a:prstGeom>
+                    <a:noFill/>
+                    <a:ln>
+                      <a:noFill/>
+                    </a:ln>
+                  </pic:spPr>
+                </pic:pic>
+              </a:graphicData>
+            </a:graphic>
+          </wp:inline>
+        </w:drawing>
+      </w:r>
+    </w:p>
+    <w:p>
+      <w:pPr>
+        <w:spacing w:before="120" w:after="120" w:line="360" w:lineRule="auto"/>
+        <w:jc w:val="center"/>
+        <w:rPr>
+          <w:i/>
+          <w:sz w:val="20"/>
+          <w:szCs w:val="20"/>
+        </w:rPr>
+      </w:pPr>
+      <w:r>
+        <w:rPr>
+          <w:i/>
+          <w:sz w:val="20"/>
+          <w:szCs w:val="20"/>
+        </w:rPr>
+        <w:t>Rysunek 4.</w:t>
+      </w:r>
+      <w:r>
+        <w:rPr>
+          <w:i/>
+          <w:sz w:val="20"/>
+          <w:szCs w:val="20"/>
+        </w:rPr>
+        <w:t>5</w:t>
+      </w:r>
+      <w:r>
+        <w:rPr>
+          <w:i/>
+          <w:sz w:val="20"/>
+          <w:szCs w:val="20"/>
+        </w:rPr>
+        <w:t xml:space="preserve">. Zrzut ekranu z gry </w:t>
+      </w:r>
+      <w:r>
+        <w:rPr>
+          <w:i/>
+          <w:sz w:val="20"/>
+          <w:szCs w:val="20"/>
+        </w:rPr>
+        <w:t>Cooking Simulator</w:t>
+      </w:r>
+      <w:r>
+        <w:rPr>
+          <w:i/>
+          <w:sz w:val="20"/>
+          <w:szCs w:val="20"/>
+        </w:rPr>
+        <w:t xml:space="preserve"> [</w:t>
+      </w:r>
+      <w:r>
+        <w:rPr>
+          <w:i/>
+          <w:sz w:val="20"/>
+          <w:szCs w:val="20"/>
+        </w:rPr>
+        <w:t>6</w:t>
+      </w:r>
+      <w:r>
+        <w:rPr>
+          <w:i/>
+          <w:sz w:val="20"/>
+          <w:szCs w:val="20"/>
+        </w:rPr>
+        <w:t>]</w:t>
+      </w:r>
+    </w:p>
+    <w:p>
+      <w:pPr>
+        <w:spacing w:after="120" w:line="360" w:lineRule="auto"/>
       </w:pPr>
     </w:p>
     <w:p>
@@ -4801,7 +4617,7 @@
                     </pic:cNvPicPr>
                   </pic:nvPicPr>
                   <pic:blipFill>
-                    <a:blip r:embed="rId14" cstate="print">
+                    <a:blip r:embed="rId15" cstate="print">
                       <a:extLst>
                         <a:ext uri="{28A0092B-C50C-407E-A947-70E740481C1C}">
                           <a14:useLocalDpi xmlns:a14="http://schemas.microsoft.com/office/drawing/2010/main" val="0"/>
@@ -4933,7 +4749,7 @@
                     </pic:cNvPicPr>
                   </pic:nvPicPr>
                   <pic:blipFill>
-                    <a:blip r:embed="rId15">
+                    <a:blip r:embed="rId16">
                       <a:extLst>
                         <a:ext uri="{28A0092B-C50C-407E-A947-70E740481C1C}">
                           <a14:useLocalDpi xmlns:a14="http://schemas.microsoft.com/office/drawing/2010/main" val="0"/>
@@ -5088,7 +4904,7 @@
                     </pic:cNvPicPr>
                   </pic:nvPicPr>
                   <pic:blipFill>
-                    <a:blip r:embed="rId16" cstate="print">
+                    <a:blip r:embed="rId17" cstate="print">
                       <a:extLst>
                         <a:ext uri="{28A0092B-C50C-407E-A947-70E740481C1C}">
                           <a14:useLocalDpi xmlns:a14="http://schemas.microsoft.com/office/drawing/2010/main" val="0"/>
@@ -5242,7 +5058,7 @@
                     </pic:cNvPicPr>
                   </pic:nvPicPr>
                   <pic:blipFill>
-                    <a:blip r:embed="rId17">
+                    <a:blip r:embed="rId18">
                       <a:extLst>
                         <a:ext uri="{28A0092B-C50C-407E-A947-70E740481C1C}">
                           <a14:useLocalDpi xmlns:a14="http://schemas.microsoft.com/office/drawing/2010/main" val="0"/>
@@ -6191,7 +6007,13 @@
           <w:rFonts w:ascii="Arial Narrow" w:hAnsi="Arial Narrow"/>
           <w:lang w:val="en-US"/>
         </w:rPr>
-        <w:t xml:space="preserve">. [Online]. </w:t>
+        <w:t xml:space="preserve">. </w:t>
+      </w:r>
+      <w:r>
+        <w:rPr>
+          <w:rFonts w:ascii="Arial Narrow" w:hAnsi="Arial Narrow"/>
+        </w:rPr>
+        <w:t xml:space="preserve">[Online]. </w:t>
       </w:r>
       <w:r>
         <w:rPr>
@@ -6210,19 +6032,7 @@
         <w:rPr>
           <w:rFonts w:ascii="Arial Narrow" w:hAnsi="Arial Narrow"/>
         </w:rPr>
-        <w:instrText xml:space="preserve"> HYPERLINK "</w:instrText>
-      </w:r>
-      <w:r>
-        <w:rPr>
-          <w:rFonts w:ascii="Arial Narrow" w:hAnsi="Arial Narrow"/>
-        </w:rPr>
-        <w:instrText>https://store.steampowered.com/app/886900/Chef_A_Restaurant_Tycoon_Game/</w:instrText>
-      </w:r>
-      <w:r>
-        <w:rPr>
-          <w:rFonts w:ascii="Arial Narrow" w:hAnsi="Arial Narrow"/>
-        </w:rPr>
-        <w:instrText xml:space="preserve">" </w:instrText>
+        <w:instrText xml:space="preserve"> HYPERLINK "https://store.steampowered.com/app/886900/Chef_A_Restaurant_Tycoon_Game/" </w:instrText>
       </w:r>
       <w:r>
         <w:rPr>
@@ -6298,19 +6108,7 @@
         <w:rPr>
           <w:rFonts w:ascii="Arial Narrow" w:hAnsi="Arial Narrow"/>
         </w:rPr>
-        <w:instrText xml:space="preserve"> HYPERLINK "</w:instrText>
-      </w:r>
-      <w:r>
-        <w:rPr>
-          <w:rFonts w:ascii="Arial Narrow" w:hAnsi="Arial Narrow"/>
-        </w:rPr>
-        <w:instrText>https://store.steampowered.com/app/641320/Cooking_Simulator/</w:instrText>
-      </w:r>
-      <w:r>
-        <w:rPr>
-          <w:rFonts w:ascii="Arial Narrow" w:hAnsi="Arial Narrow"/>
-        </w:rPr>
-        <w:instrText xml:space="preserve">" </w:instrText>
+        <w:instrText xml:space="preserve"> HYPERLINK "https://store.steampowered.com/app/641320/Cooking_Simulator/" </w:instrText>
       </w:r>
       <w:r>
         <w:rPr>
@@ -6519,29 +6317,15 @@
         </w:rPr>
         <w:t xml:space="preserve">[Online]. Dostęp w internecie: </w:t>
       </w:r>
-      <w:r>
-        <w:fldChar w:fldCharType="begin"/>
-      </w:r>
-      <w:r>
-        <w:instrText xml:space="preserve"> HYPERLINK "https://www.simio.com/" </w:instrText>
-      </w:r>
-      <w:r>
-        <w:fldChar w:fldCharType="separate"/>
-      </w:r>
-      <w:r>
-        <w:rPr>
-          <w:rStyle w:val="Hyperlink"/>
-          <w:rFonts w:ascii="Arial Narrow" w:hAnsi="Arial Narrow"/>
-        </w:rPr>
-        <w:t>https://www.simio.com/</w:t>
-      </w:r>
-      <w:r>
-        <w:rPr>
-          <w:rStyle w:val="Hyperlink"/>
-          <w:rFonts w:ascii="Arial Narrow" w:hAnsi="Arial Narrow"/>
-        </w:rPr>
-        <w:fldChar w:fldCharType="end"/>
-      </w:r>
+      <w:hyperlink r:id="rId19" w:history="1">
+        <w:r>
+          <w:rPr>
+            <w:rStyle w:val="Hyperlink"/>
+            <w:rFonts w:ascii="Arial Narrow" w:hAnsi="Arial Narrow"/>
+          </w:rPr>
+          <w:t>https://www.simio.com/</w:t>
+        </w:r>
+      </w:hyperlink>
       <w:r>
         <w:rPr>
           <w:rFonts w:ascii="Arial Narrow" w:hAnsi="Arial Narrow"/>
@@ -6879,7 +6663,7 @@
         </w:rPr>
         <w:t xml:space="preserve">[Online]. Dostęp w internecie: </w:t>
       </w:r>
-      <w:hyperlink r:id="rId18" w:history="1">
+      <w:hyperlink r:id="rId20" w:history="1">
         <w:r>
           <w:rPr>
             <w:rStyle w:val="Hyperlink"/>
@@ -6902,7 +6686,7 @@
       </w:r>
     </w:p>
     <w:sectPr>
-      <w:footerReference w:type="default" r:id="rId19"/>
+      <w:footerReference w:type="default" r:id="rId21"/>
       <w:pgSz w:w="11906" w:h="16838"/>
       <w:pgMar w:top="1417" w:right="1417" w:bottom="1417" w:left="1417" w:header="708" w:footer="266" w:gutter="0"/>
       <w:cols w:space="708"/>
@@ -6965,7 +6749,7 @@
           <w:rPr>
             <w:noProof/>
           </w:rPr>
-          <w:t>12</w:t>
+          <w:t>1</w:t>
         </w:r>
         <w:r>
           <w:rPr>
